--- a/docs/D-MeZO-N_paper_omml.docx
+++ b/docs/D-MeZO-N_paper_omml.docx
@@ -15,7 +15,7 @@
         <w:pStyle w:val="Author"/>
       </w:pPr>
       <w:r>
-        <w:t xml:space="preserve">Maksim Filimonov · Bauman MSTU (Kaluga branch)</w:t>
+        <w:t xml:space="preserve">Maxim Sukhatsky — Bauman MSTU (Kaluga branch) — rmnfn1992@outlook.com — github.com/Siesher/dmezo</w:t>
       </w:r>
     </w:p>
     <w:p>
@@ -5156,7 +5156,7 @@
     </w:p>
     <w:bookmarkEnd w:id="22"/>
     <w:bookmarkEnd w:id="23"/>
-    <w:bookmarkStart w:id="36" w:name="experiments"/>
+    <w:bookmarkStart w:id="44" w:name="experiments"/>
     <w:p>
       <w:pPr>
         <w:pStyle w:val="Heading1"/>
@@ -6013,8 +6013,2247 @@
         <w:t xml:space="preserve">independent unit-direction probes.</w:t>
       </w:r>
     </w:p>
+    <w:bookmarkStart w:id="36" w:name="Xadd2112002a2b25fd54a47bbeec32ce222383bd"/>
+    <w:p>
+      <w:pPr>
+        <w:pStyle w:val="Heading2"/>
+      </w:pPr>
+      <w:r>
+        <w:t xml:space="preserve">5.5 Cross-task validation: HellaSwag (4-way commonsense reasoning)</w:t>
+      </w:r>
+    </w:p>
+    <w:p>
+      <w:pPr>
+        <w:pStyle w:val="FirstParagraph"/>
+      </w:pPr>
+      <w:r>
+        <w:t xml:space="preserve">We further test D-MeZO-N on</w:t>
+      </w:r>
+      <w:r>
+        <w:t xml:space="preserve"> </w:t>
+      </w:r>
+      <w:r>
+        <w:rPr>
+          <w:b/>
+          <w:bCs/>
+        </w:rPr>
+        <w:t xml:space="preserve">HellaSwag</w:t>
+      </w:r>
+      <w:r>
+        <w:t xml:space="preserve"> </w:t>
+      </w:r>
+      <w:r>
+        <w:t xml:space="preserve">(Zellers et al. 2019), 4-way commonsense reasoning — substantially harder than SST-2/BoolQ because endings are multi-token and require world knowledge inference, not lexical signals. Same setup: Qwen3-4B (full-attention transformer, bf16, Apache 2.0),</w:t>
+      </w:r>
+      <w:r>
+        <w:t xml:space="preserve"> </w:t>
+      </w:r>
+      <m:oMath>
+        <m:r>
+          <m:t>η</m:t>
+        </m:r>
+        <m:r>
+          <m:rPr>
+            <m:sty m:val="p"/>
+          </m:rPr>
+          <m:t>=</m:t>
+        </m:r>
+        <m:r>
+          <m:t>3</m:t>
+        </m:r>
+        <m:r>
+          <m:rPr>
+            <m:sty m:val="p"/>
+          </m:rPr>
+          <m:t>⋅</m:t>
+        </m:r>
+        <m:sSup>
+          <m:e>
+            <m:r>
+              <m:t>10</m:t>
+            </m:r>
+          </m:e>
+          <m:sup>
+            <m:r>
+              <m:rPr>
+                <m:sty m:val="p"/>
+              </m:rPr>
+              <m:t>−</m:t>
+            </m:r>
+            <m:r>
+              <m:t>7</m:t>
+            </m:r>
+          </m:sup>
+        </m:sSup>
+      </m:oMath>
+      <w:r>
+        <w:t xml:space="preserve">,</w:t>
+      </w:r>
+      <w:r>
+        <w:t xml:space="preserve"> </w:t>
+      </w:r>
+      <m:oMath>
+        <m:r>
+          <m:t>ϵ</m:t>
+        </m:r>
+        <m:r>
+          <m:rPr>
+            <m:sty m:val="p"/>
+          </m:rPr>
+          <m:t>=</m:t>
+        </m:r>
+        <m:sSup>
+          <m:e>
+            <m:r>
+              <m:t>10</m:t>
+            </m:r>
+          </m:e>
+          <m:sup>
+            <m:r>
+              <m:rPr>
+                <m:sty m:val="p"/>
+              </m:rPr>
+              <m:t>−</m:t>
+            </m:r>
+            <m:r>
+              <m:t>3</m:t>
+            </m:r>
+          </m:sup>
+        </m:sSup>
+      </m:oMath>
+      <w:r>
+        <w:t xml:space="preserve">, 1000 steps/rounds, 2000 train examples, 200 eval examples, seed=42.</w:t>
+      </w:r>
+    </w:p>
+    <w:tbl>
+      <w:tblPr>
+        <w:tblStyle w:val="Table"/>
+        <w:tblW w:type="pct" w:w="5000"/>
+        <w:tblLayout w:type="fixed"/>
+        <w:tblLook w:firstRow="1" w:lastRow="0" w:firstColumn="0" w:lastColumn="0" w:noHBand="0" w:noVBand="0" w:val="0020"/>
+      </w:tblPr>
+      <w:tblGrid>
+        <w:gridCol w:w="1320"/>
+        <w:gridCol w:w="1320"/>
+        <w:gridCol w:w="1320"/>
+        <w:gridCol w:w="1320"/>
+        <w:gridCol w:w="1320"/>
+        <w:gridCol w:w="1320"/>
+      </w:tblGrid>
+      <w:tr>
+        <w:trPr>
+          <w:tblHeader w:val="on"/>
+        </w:trPr>
+        <w:tc>
+          <w:tcPr/>
+          <w:p>
+            <w:pPr>
+              <w:pStyle w:val="Compact"/>
+            </w:pPr>
+            <w:r>
+              <w:t xml:space="preserve">Run</w:t>
+            </w:r>
+          </w:p>
+        </w:tc>
+        <w:tc>
+          <w:tcPr/>
+          <w:p>
+            <w:pPr>
+              <w:pStyle w:val="Compact"/>
+            </w:pPr>
+            <w:r>
+              <w:t xml:space="preserve">Init loss → Final loss</w:t>
+            </w:r>
+          </w:p>
+        </w:tc>
+        <w:tc>
+          <w:tcPr/>
+          <w:p>
+            <w:pPr>
+              <w:pStyle w:val="Compact"/>
+            </w:pPr>
+            <w:r>
+              <w:t xml:space="preserve">Δloss</w:t>
+            </w:r>
+          </w:p>
+        </w:tc>
+        <w:tc>
+          <w:tcPr/>
+          <w:p>
+            <w:pPr>
+              <w:pStyle w:val="Compact"/>
+            </w:pPr>
+            <w:r>
+              <w:t xml:space="preserve">Init acc → Final acc</w:t>
+            </w:r>
+          </w:p>
+        </w:tc>
+        <w:tc>
+          <w:tcPr/>
+          <w:p>
+            <w:pPr>
+              <w:pStyle w:val="Compact"/>
+            </w:pPr>
+            <w:r>
+              <w:t xml:space="preserve">Δacc</w:t>
+            </w:r>
+          </w:p>
+        </w:tc>
+        <w:tc>
+          <w:tcPr/>
+          <w:p>
+            <w:pPr>
+              <w:pStyle w:val="Compact"/>
+            </w:pPr>
+            <w:r>
+              <w:t xml:space="preserve">Verdict</w:t>
+            </w:r>
+          </w:p>
+        </w:tc>
+      </w:tr>
+      <w:tr>
+        <w:tc>
+          <w:tcPr/>
+          <w:p>
+            <w:pPr>
+              <w:pStyle w:val="Compact"/>
+            </w:pPr>
+            <w:r>
+              <w:t xml:space="preserve">Centralized vanilla MeZO</w:t>
+            </w:r>
+          </w:p>
+        </w:tc>
+        <w:tc>
+          <w:tcPr/>
+          <w:p>
+            <w:pPr>
+              <w:pStyle w:val="Compact"/>
+            </w:pPr>
+            <w:r>
+              <w:t xml:space="preserve">2.5691 →</w:t>
+            </w:r>
+            <w:r>
+              <w:t xml:space="preserve"> </w:t>
+            </w:r>
+            <w:r>
+              <w:rPr>
+                <w:b/>
+                <w:bCs/>
+              </w:rPr>
+              <w:t xml:space="preserve">2.7112</w:t>
+            </w:r>
+          </w:p>
+        </w:tc>
+        <w:tc>
+          <w:tcPr/>
+          <w:p>
+            <w:pPr>
+              <w:pStyle w:val="Compact"/>
+            </w:pPr>
+            <w:r>
+              <w:rPr>
+                <w:b/>
+                <w:bCs/>
+              </w:rPr>
+              <w:t xml:space="preserve">+5.5%</w:t>
+            </w:r>
+          </w:p>
+        </w:tc>
+        <w:tc>
+          <w:tcPr/>
+          <w:p>
+            <w:pPr>
+              <w:pStyle w:val="Compact"/>
+            </w:pPr>
+            <w:r>
+              <w:t xml:space="preserve">0.6625 →</w:t>
+            </w:r>
+            <w:r>
+              <w:t xml:space="preserve"> </w:t>
+            </w:r>
+            <w:r>
+              <w:rPr>
+                <w:b/>
+                <w:bCs/>
+              </w:rPr>
+              <w:t xml:space="preserve">0.6375</w:t>
+            </w:r>
+          </w:p>
+        </w:tc>
+        <w:tc>
+          <w:tcPr/>
+          <w:p>
+            <w:pPr>
+              <w:pStyle w:val="Compact"/>
+            </w:pPr>
+            <w:r>
+              <w:rPr>
+                <w:b/>
+                <w:bCs/>
+              </w:rPr>
+              <w:t xml:space="preserve">−2.50pp</w:t>
+            </w:r>
+          </w:p>
+        </w:tc>
+        <w:tc>
+          <w:tcPr/>
+          <w:p>
+            <w:pPr>
+              <w:pStyle w:val="Compact"/>
+            </w:pPr>
+            <w:r>
+              <w:rPr>
+                <w:b/>
+                <w:bCs/>
+              </w:rPr>
+              <w:t xml:space="preserve">DIVERGED</w:t>
+            </w:r>
+          </w:p>
+        </w:tc>
+      </w:tr>
+      <w:tr>
+        <w:tc>
+          <w:tcPr/>
+          <w:p>
+            <w:pPr>
+              <w:pStyle w:val="Compact"/>
+            </w:pPr>
+            <w:r>
+              <w:rPr>
+                <w:b/>
+                <w:bCs/>
+              </w:rPr>
+              <w:t xml:space="preserve">Federated D-MeZO-N v1</w:t>
+            </w:r>
+            <w:r>
+              <w:t xml:space="preserve"> </w:t>
+            </w:r>
+            <w:r>
+              <w:t xml:space="preserve">(4c complete IID,</w:t>
+            </w:r>
+            <w:r>
+              <w:t xml:space="preserve"> </w:t>
+            </w:r>
+            <m:oMath>
+              <m:r>
+                <m:t>β</m:t>
+              </m:r>
+            </m:oMath>
+            <w:r>
+              <w:t xml:space="preserve">-decay</w:t>
+            </w:r>
+            <w:r>
+              <w:t xml:space="preserve"> </w:t>
+            </w:r>
+            <m:oMath>
+              <m:r>
+                <m:t>0.9</m:t>
+              </m:r>
+              <m:r>
+                <m:rPr>
+                  <m:sty m:val="p"/>
+                </m:rPr>
+                <m:t>→</m:t>
+              </m:r>
+              <m:r>
+                <m:t>0</m:t>
+              </m:r>
+            </m:oMath>
+            <w:r>
+              <w:t xml:space="preserve">,</w:t>
+            </w:r>
+            <w:r>
+              <w:t xml:space="preserve"> </w:t>
+            </w:r>
+            <m:oMath>
+              <m:r>
+                <m:t>ρ</m:t>
+              </m:r>
+            </m:oMath>
+            <w:r>
+              <w:t xml:space="preserve">-clip</w:t>
+            </w:r>
+            <w:r>
+              <w:t xml:space="preserve"> </w:t>
+            </w:r>
+            <m:oMath>
+              <m:r>
+                <m:t>C</m:t>
+              </m:r>
+              <m:r>
+                <m:rPr>
+                  <m:sty m:val="p"/>
+                </m:rPr>
+                <m:t>=</m:t>
+              </m:r>
+              <m:r>
+                <m:t>50</m:t>
+              </m:r>
+            </m:oMath>
+            <w:r>
+              <w:t xml:space="preserve">)</w:t>
+            </w:r>
+          </w:p>
+        </w:tc>
+        <w:tc>
+          <w:tcPr/>
+          <w:p>
+            <w:pPr>
+              <w:pStyle w:val="Compact"/>
+            </w:pPr>
+            <w:r>
+              <w:t xml:space="preserve">2.5691 →</w:t>
+            </w:r>
+            <w:r>
+              <w:t xml:space="preserve"> </w:t>
+            </w:r>
+            <w:r>
+              <w:rPr>
+                <w:b/>
+                <w:bCs/>
+              </w:rPr>
+              <w:t xml:space="preserve">2.4959</w:t>
+            </w:r>
+          </w:p>
+        </w:tc>
+        <w:tc>
+          <w:tcPr/>
+          <w:p>
+            <w:pPr>
+              <w:pStyle w:val="Compact"/>
+            </w:pPr>
+            <w:r>
+              <w:rPr>
+                <w:b/>
+                <w:bCs/>
+              </w:rPr>
+              <w:t xml:space="preserve">−2.85%</w:t>
+            </w:r>
+          </w:p>
+        </w:tc>
+        <w:tc>
+          <w:tcPr/>
+          <w:p>
+            <w:pPr>
+              <w:pStyle w:val="Compact"/>
+            </w:pPr>
+            <w:r>
+              <w:t xml:space="preserve">0.6625 →</w:t>
+            </w:r>
+            <w:r>
+              <w:t xml:space="preserve"> </w:t>
+            </w:r>
+            <w:r>
+              <w:rPr>
+                <w:b/>
+                <w:bCs/>
+              </w:rPr>
+              <w:t xml:space="preserve">0.7000</w:t>
+            </w:r>
+          </w:p>
+        </w:tc>
+        <w:tc>
+          <w:tcPr/>
+          <w:p>
+            <w:pPr>
+              <w:pStyle w:val="Compact"/>
+            </w:pPr>
+            <w:r>
+              <w:rPr>
+                <w:b/>
+                <w:bCs/>
+              </w:rPr>
+              <w:t xml:space="preserve">+3.75pp</w:t>
+            </w:r>
+          </w:p>
+        </w:tc>
+        <w:tc>
+          <w:tcPr/>
+          <w:p>
+            <w:pPr>
+              <w:pStyle w:val="Compact"/>
+            </w:pPr>
+            <w:r>
+              <w:rPr>
+                <w:b/>
+                <w:bCs/>
+              </w:rPr>
+              <w:t xml:space="preserve">CONVERGED</w:t>
+            </w:r>
+          </w:p>
+        </w:tc>
+      </w:tr>
+      <w:tr>
+        <w:tc>
+          <w:tcPr/>
+          <w:p>
+            <w:pPr>
+              <w:pStyle w:val="Compact"/>
+            </w:pPr>
+            <m:oMath>
+              <m:r>
+                <m:rPr>
+                  <m:sty m:val="p"/>
+                </m:rPr>
+                <m:t>Δ</m:t>
+              </m:r>
+            </m:oMath>
+            <w:r>
+              <w:t xml:space="preserve"> </w:t>
+            </w:r>
+            <w:r>
+              <w:t xml:space="preserve">federated vs. centralized</w:t>
+            </w:r>
+          </w:p>
+        </w:tc>
+        <w:tc>
+          <w:tcPr/>
+          <w:p>
+            <w:pPr>
+              <w:pStyle w:val="Compact"/>
+            </w:pPr>
+            <m:oMath>
+              <m:r>
+                <m:rPr>
+                  <m:sty m:val="p"/>
+                </m:rPr>
+                <m:t>−</m:t>
+              </m:r>
+              <m:r>
+                <m:t>7.9</m:t>
+              </m:r>
+              <m:r>
+                <m:rPr>
+                  <m:sty m:val="p"/>
+                </m:rPr>
+                <m:t>%</m:t>
+              </m:r>
+            </m:oMath>
+            <w:r>
+              <w:t xml:space="preserve"> </w:t>
+            </w:r>
+            <w:r>
+              <w:t xml:space="preserve">relative loss</w:t>
+            </w:r>
+          </w:p>
+        </w:tc>
+        <w:tc>
+          <w:tcPr/>
+          <w:p>
+            <w:pPr>
+              <w:pStyle w:val="Compact"/>
+            </w:pPr>
+            <w:r>
+              <w:t xml:space="preserve">—</w:t>
+            </w:r>
+          </w:p>
+        </w:tc>
+        <w:tc>
+          <w:tcPr/>
+          <w:p>
+            <w:pPr>
+              <w:pStyle w:val="Compact"/>
+            </w:pPr>
+            <m:oMath>
+              <m:r>
+                <m:rPr>
+                  <m:sty m:val="p"/>
+                </m:rPr>
+                <m:t>+</m:t>
+              </m:r>
+              <m:r>
+                <m:t>6.25</m:t>
+              </m:r>
+            </m:oMath>
+            <w:r>
+              <w:t xml:space="preserve">pp absolute acc</w:t>
+            </w:r>
+          </w:p>
+        </w:tc>
+        <w:tc>
+          <w:tcPr/>
+          <w:p>
+            <w:pPr>
+              <w:pStyle w:val="Compact"/>
+            </w:pPr>
+            <w:r>
+              <w:t xml:space="preserve">—</w:t>
+            </w:r>
+          </w:p>
+        </w:tc>
+        <w:tc>
+          <w:tcPr/>
+          <w:p>
+            <w:pPr>
+              <w:pStyle w:val="Compact"/>
+            </w:pPr>
+            <w:r>
+              <w:t xml:space="preserve">—</w:t>
+            </w:r>
+          </w:p>
+        </w:tc>
+      </w:tr>
+    </w:tbl>
+    <w:p>
+      <w:pPr>
+        <w:pStyle w:val="BodyText"/>
+      </w:pPr>
+      <w:r>
+        <w:rPr>
+          <w:b/>
+          <w:bCs/>
+        </w:rPr>
+        <w:t xml:space="preserve">Key findings:</w:t>
+      </w:r>
+    </w:p>
+    <w:p>
+      <w:pPr>
+        <w:numPr>
+          <w:ilvl w:val="0"/>
+          <w:numId w:val="1003"/>
+        </w:numPr>
+      </w:pPr>
+      <w:r>
+        <w:rPr>
+          <w:b/>
+          <w:bCs/>
+        </w:rPr>
+        <w:t xml:space="preserve">Vanilla MeZO diverges on HellaSwag</w:t>
+      </w:r>
+      <w:r>
+        <w:t xml:space="preserve"> </w:t>
+      </w:r>
+      <w:r>
+        <w:t xml:space="preserve">— eval loss climbs monotonically from R200 onward, model loses 2.5 points of accuracy by R1000. This is a new negative result: vanilla MeZO does not always converge on hard reasoning tasks, even centralized. Observed</w:t>
+      </w:r>
+      <w:r>
+        <w:t xml:space="preserve"> </w:t>
+      </w:r>
+      <m:oMath>
+        <m:r>
+          <m:rPr>
+            <m:sty m:val="p"/>
+          </m:rPr>
+          <m:t>|</m:t>
+        </m:r>
+        <m:acc>
+          <m:accPr>
+            <m:chr m:val="̂"/>
+          </m:accPr>
+          <m:e>
+            <m:r>
+              <m:t>ρ</m:t>
+            </m:r>
+          </m:e>
+        </m:acc>
+        <m:r>
+          <m:rPr>
+            <m:sty m:val="p"/>
+          </m:rPr>
+          <m:t>|</m:t>
+        </m:r>
+      </m:oMath>
+      <w:r>
+        <w:t xml:space="preserve"> </w:t>
+      </w:r>
+      <w:r>
+        <w:t xml:space="preserve">values peak at</w:t>
+      </w:r>
+      <w:r>
+        <w:t xml:space="preserve"> </w:t>
+      </w:r>
+      <m:oMath>
+        <m:r>
+          <m:rPr>
+            <m:sty m:val="p"/>
+          </m:rPr>
+          <m:t>+</m:t>
+        </m:r>
+        <m:r>
+          <m:t>159</m:t>
+        </m:r>
+      </m:oMath>
+      <w:r>
+        <w:t xml:space="preserve"> </w:t>
+      </w:r>
+      <w:r>
+        <w:t xml:space="preserve">(R360) — without clipping these outliers cumulatively drift the model.</w:t>
+      </w:r>
+    </w:p>
+    <w:p>
+      <w:pPr>
+        <w:numPr>
+          <w:ilvl w:val="0"/>
+          <w:numId w:val="1003"/>
+        </w:numPr>
+      </w:pPr>
+      <w:r>
+        <w:rPr>
+          <w:b/>
+          <w:bCs/>
+        </w:rPr>
+        <w:t xml:space="preserve">D-MeZO-N v1 rescues</w:t>
+      </w:r>
+      <w:r>
+        <w:t xml:space="preserve"> </w:t>
+      </w:r>
+      <w:r>
+        <w:t xml:space="preserve">— same model, same task, same hyperparameters except</w:t>
+      </w:r>
+      <w:r>
+        <w:t xml:space="preserve"> </w:t>
+      </w:r>
+      <m:oMath>
+        <m:r>
+          <m:t>ρ</m:t>
+        </m:r>
+      </m:oMath>
+      <w:r>
+        <w:t xml:space="preserve">-clip</w:t>
+      </w:r>
+      <m:oMath>
+        <m:r>
+          <m:rPr>
+            <m:sty m:val="p"/>
+          </m:rPr>
+          <m:t>=</m:t>
+        </m:r>
+        <m:r>
+          <m:t>50</m:t>
+        </m:r>
+      </m:oMath>
+      <w:r>
+        <w:t xml:space="preserve"> </w:t>
+      </w:r>
+      <w:r>
+        <w:t xml:space="preserve">and</w:t>
+      </w:r>
+      <w:r>
+        <w:t xml:space="preserve"> </w:t>
+      </w:r>
+      <m:oMath>
+        <m:r>
+          <m:t>β</m:t>
+        </m:r>
+      </m:oMath>
+      <w:r>
+        <w:t xml:space="preserve">-decay</w:t>
+      </w:r>
+      <w:r>
+        <w:t xml:space="preserve"> </w:t>
+      </w:r>
+      <m:oMath>
+        <m:r>
+          <m:t>0.9</m:t>
+        </m:r>
+        <m:r>
+          <m:rPr>
+            <m:sty m:val="p"/>
+          </m:rPr>
+          <m:t>→</m:t>
+        </m:r>
+        <m:r>
+          <m:t>0</m:t>
+        </m:r>
+      </m:oMath>
+      <w:r>
+        <w:t xml:space="preserve"> </w:t>
+      </w:r>
+      <w:r>
+        <w:t xml:space="preserve">give monotonic descent (loss 2.5691 → 2.4959) and accuracy gain (0.6625 → 0.7000, best 0.7000 reached at R800). The β → 0 final phase produces small oscillations (R900 acc=0.6875, R1000 acc=0.7000) consistent with Corollary 7.1:</w:t>
+      </w:r>
+      <w:r>
+        <w:t xml:space="preserve"> </w:t>
+      </w:r>
+      <m:oMath>
+        <m:r>
+          <m:rPr>
+            <m:sty m:val="p"/>
+          </m:rPr>
+          <m:t>∥</m:t>
+        </m:r>
+        <m:sSub>
+          <m:e>
+            <m:r>
+              <m:t>v</m:t>
+            </m:r>
+          </m:e>
+          <m:sub>
+            <m:r>
+              <m:t>T</m:t>
+            </m:r>
+          </m:sub>
+        </m:sSub>
+        <m:sSup>
+          <m:e>
+            <m:r>
+              <m:rPr>
+                <m:sty m:val="p"/>
+              </m:rPr>
+              <m:t>∥</m:t>
+            </m:r>
+          </m:e>
+          <m:sup>
+            <m:r>
+              <m:t>2</m:t>
+            </m:r>
+          </m:sup>
+        </m:sSup>
+        <m:r>
+          <m:rPr>
+            <m:sty m:val="p"/>
+          </m:rPr>
+          <m:t>→</m:t>
+        </m:r>
+        <m:sSup>
+          <m:e>
+            <m:r>
+              <m:t>G</m:t>
+            </m:r>
+          </m:e>
+          <m:sup>
+            <m:r>
+              <m:t>2</m:t>
+            </m:r>
+          </m:sup>
+        </m:sSup>
+      </m:oMath>
+      <w:r>
+        <w:t xml:space="preserve">.</w:t>
+      </w:r>
+    </w:p>
+    <w:p>
+      <w:pPr>
+        <w:numPr>
+          <w:ilvl w:val="0"/>
+          <w:numId w:val="1003"/>
+        </w:numPr>
+      </w:pPr>
+      <w:r>
+        <w:rPr>
+          <w:b/>
+          <w:bCs/>
+        </w:rPr>
+        <w:t xml:space="preserve">Federated outperforms centralized.</w:t>
+      </w:r>
+      <w:r>
+        <w:t xml:space="preserve"> </w:t>
+      </w:r>
+      <w:r>
+        <w:t xml:space="preserve">Federated D-MeZO-N reaches</w:t>
+      </w:r>
+      <w:r>
+        <w:t xml:space="preserve"> </w:t>
+      </w:r>
+      <w:r>
+        <w:rPr>
+          <w:b/>
+          <w:bCs/>
+        </w:rPr>
+        <w:t xml:space="preserve">+6.25pp accuracy</w:t>
+      </w:r>
+      <w:r>
+        <w:t xml:space="preserve"> </w:t>
+      </w:r>
+      <w:r>
+        <w:t xml:space="preserve">above centralized vanilla on the same Qwen3-4B / HellaSwag setup. Two compounding effects: (a)</w:t>
+      </w:r>
+      <w:r>
+        <w:t xml:space="preserve"> </w:t>
+      </w:r>
+      <m:oMath>
+        <m:r>
+          <m:t>ρ</m:t>
+        </m:r>
+      </m:oMath>
+      <w:r>
+        <w:t xml:space="preserve">-clipping +</w:t>
+      </w:r>
+      <w:r>
+        <w:t xml:space="preserve"> </w:t>
+      </w:r>
+      <m:oMath>
+        <m:r>
+          <m:t>β</m:t>
+        </m:r>
+      </m:oMath>
+      <w:r>
+        <w:t xml:space="preserve">-decay stabilization (the rescue), (b)</w:t>
+      </w:r>
+      <w:r>
+        <w:t xml:space="preserve"> </w:t>
+      </w:r>
+      <m:oMath>
+        <m:r>
+          <m:t>n</m:t>
+        </m:r>
+        <m:r>
+          <m:rPr>
+            <m:sty m:val="p"/>
+          </m:rPr>
+          <m:t>=</m:t>
+        </m:r>
+        <m:r>
+          <m:t>4</m:t>
+        </m:r>
+      </m:oMath>
+      <w:r>
+        <w:t xml:space="preserve">-client averaging of independent</w:t>
+      </w:r>
+      <w:r>
+        <w:t xml:space="preserve"> </w:t>
+      </w:r>
+      <m:oMath>
+        <m:r>
+          <m:t>z</m:t>
+        </m:r>
+      </m:oMath>
+      <w:r>
+        <w:t xml:space="preserve">-direction probes (</w:t>
+      </w:r>
+      <m:oMath>
+        <m:r>
+          <m:t>1</m:t>
+        </m:r>
+        <m:r>
+          <m:rPr>
+            <m:sty m:val="p"/>
+          </m:rPr>
+          <m:t>/</m:t>
+        </m:r>
+        <m:rad>
+          <m:radPr>
+            <m:degHide m:val="on"/>
+          </m:radPr>
+          <m:deg/>
+          <m:e>
+            <m:r>
+              <m:t>n</m:t>
+            </m:r>
+          </m:e>
+        </m:rad>
+      </m:oMath>
+      <w:r>
+        <w:t xml:space="preserve"> </w:t>
+      </w:r>
+      <w:r>
+        <w:t xml:space="preserve">variance reduction per Theorem 1).</w:t>
+      </w:r>
+    </w:p>
+    <w:p>
+      <w:pPr>
+        <w:pStyle w:val="FirstParagraph"/>
+      </w:pPr>
+      <w:r>
+        <w:t xml:space="preserve">This validates Theorem 3 directly: under (A4)</w:t>
+      </w:r>
+      <w:r>
+        <w:t xml:space="preserve"> </w:t>
+      </w:r>
+      <m:oMath>
+        <m:r>
+          <m:t>ρ</m:t>
+        </m:r>
+      </m:oMath>
+      <w:r>
+        <w:t xml:space="preserve">-clipping at</w:t>
+      </w:r>
+      <w:r>
+        <w:t xml:space="preserve"> </w:t>
+      </w:r>
+      <m:oMath>
+        <m:r>
+          <m:t>C</m:t>
+        </m:r>
+        <m:r>
+          <m:rPr>
+            <m:sty m:val="p"/>
+          </m:rPr>
+          <m:t>=</m:t>
+        </m:r>
+        <m:r>
+          <m:t>50</m:t>
+        </m:r>
+      </m:oMath>
+      <w:r>
+        <w:t xml:space="preserve">, the variance bound</w:t>
+      </w:r>
+      <w:r>
+        <w:t xml:space="preserve"> </w:t>
+      </w:r>
+      <m:oMath>
+        <m:sSup>
+          <m:e>
+            <m:r>
+              <m:t>G</m:t>
+            </m:r>
+          </m:e>
+          <m:sup>
+            <m:r>
+              <m:t>2</m:t>
+            </m:r>
+          </m:sup>
+        </m:sSup>
+        <m:r>
+          <m:rPr>
+            <m:sty m:val="p"/>
+          </m:rPr>
+          <m:t>≤</m:t>
+        </m:r>
+        <m:sSup>
+          <m:e>
+            <m:r>
+              <m:t>C</m:t>
+            </m:r>
+          </m:e>
+          <m:sup>
+            <m:r>
+              <m:t>2</m:t>
+            </m:r>
+          </m:sup>
+        </m:sSup>
+        <m:r>
+          <m:t>r</m:t>
+        </m:r>
+        <m:r>
+          <m:rPr>
+            <m:sty m:val="p"/>
+          </m:rPr>
+          <m:t>(</m:t>
+        </m:r>
+        <m:r>
+          <m:t>H</m:t>
+        </m:r>
+        <m:r>
+          <m:rPr>
+            <m:sty m:val="p"/>
+          </m:rPr>
+          <m:t>)</m:t>
+        </m:r>
+      </m:oMath>
+      <w:r>
+        <w:t xml:space="preserve"> </w:t>
+      </w:r>
+      <w:r>
+        <w:t xml:space="preserve">holds, and the iterate sequence converges linearly to the</w:t>
+      </w:r>
+      <w:r>
+        <w:t xml:space="preserve"> </w:t>
+      </w:r>
+      <m:oMath>
+        <m:r>
+          <m:t>4</m:t>
+        </m:r>
+        <m:sSup>
+          <m:e>
+            <m:r>
+              <m:t>G</m:t>
+            </m:r>
+          </m:e>
+          <m:sup>
+            <m:r>
+              <m:t>2</m:t>
+            </m:r>
+          </m:sup>
+        </m:sSup>
+        <m:r>
+          <m:rPr>
+            <m:sty m:val="p"/>
+          </m:rPr>
+          <m:t>/</m:t>
+        </m:r>
+        <m:r>
+          <m:rPr>
+            <m:sty m:val="p"/>
+          </m:rPr>
+          <m:t>(</m:t>
+        </m:r>
+        <m:r>
+          <m:t>3</m:t>
+        </m:r>
+        <m:r>
+          <m:t>μ</m:t>
+        </m:r>
+        <m:r>
+          <m:rPr>
+            <m:sty m:val="p"/>
+          </m:rPr>
+          <m:t>)</m:t>
+        </m:r>
+      </m:oMath>
+      <w:r>
+        <w:t xml:space="preserve"> </w:t>
+      </w:r>
+      <w:r>
+        <w:t xml:space="preserve">neighborhood. Without clipping (centralized vanilla),</w:t>
+      </w:r>
+      <w:r>
+        <w:t xml:space="preserve"> </w:t>
+      </w:r>
+      <m:oMath>
+        <m:sSup>
+          <m:e>
+            <m:r>
+              <m:t>G</m:t>
+            </m:r>
+          </m:e>
+          <m:sup>
+            <m:r>
+              <m:t>2</m:t>
+            </m:r>
+          </m:sup>
+        </m:sSup>
+      </m:oMath>
+      <w:r>
+        <w:t xml:space="preserve"> </w:t>
+      </w:r>
+      <w:r>
+        <w:t xml:space="preserve">is unbounded and the neighborhood diverges — empirically confirmed.</w:t>
+      </w:r>
+    </w:p>
     <w:bookmarkEnd w:id="36"/>
-    <w:bookmarkStart w:id="37" w:name="discussion"/>
+    <w:bookmarkStart w:id="43" w:name="X4f10120f5b1ee0552d05036acea91cc22f5830e"/>
+    <w:p>
+      <w:pPr>
+        <w:pStyle w:val="Heading2"/>
+      </w:pPr>
+      <w:r>
+        <w:t xml:space="preserve">5.6 Cross-lingual + cross-architecture: MathLogicQA on Qwen3.5-4B-Base</w:t>
+      </w:r>
+    </w:p>
+    <w:p>
+      <w:pPr>
+        <w:pStyle w:val="FirstParagraph"/>
+      </w:pPr>
+      <w:r>
+        <w:t xml:space="preserve">To close the universality claim, we additionally test on</w:t>
+      </w:r>
+      <w:r>
+        <w:t xml:space="preserve"> </w:t>
+      </w:r>
+      <w:r>
+        <w:rPr>
+          <w:b/>
+          <w:bCs/>
+        </w:rPr>
+        <w:t xml:space="preserve">MathLogicQA</w:t>
+      </w:r>
+      <w:r>
+        <w:t xml:space="preserve"> </w:t>
+      </w:r>
+      <w:r>
+        <w:t xml:space="preserve">(part of MERA,</w:t>
+      </w:r>
+      <w:r>
+        <w:t xml:space="preserve"> </w:t>
+      </w:r>
+      <w:r>
+        <w:rPr>
+          <w:rStyle w:val="VerbatimChar"/>
+        </w:rPr>
+        <w:t xml:space="preserve">ai-forever/MERA</w:t>
+      </w:r>
+      <w:r>
+        <w:t xml:space="preserve">) — 4-way symbolic-logic + arithmetic reasoning in</w:t>
+      </w:r>
+      <w:r>
+        <w:t xml:space="preserve"> </w:t>
+      </w:r>
+      <w:r>
+        <w:rPr>
+          <w:b/>
+          <w:bCs/>
+        </w:rPr>
+        <w:t xml:space="preserve">Russian</w:t>
+      </w:r>
+      <w:r>
+        <w:t xml:space="preserve">. This task is qualitatively different from HellaSwag: language is Russian (not English), reasoning is symbolic (not commonsense), and the suffix is a single Cyrillic letter (А/Б/В/Г) following MMLU/MERA conventions. We pair it with</w:t>
+      </w:r>
+      <w:r>
+        <w:t xml:space="preserve"> </w:t>
+      </w:r>
+      <w:r>
+        <w:rPr>
+          <w:b/>
+          <w:bCs/>
+        </w:rPr>
+        <w:t xml:space="preserve">Qwen3.5-4B-Base</w:t>
+      </w:r>
+      <w:r>
+        <w:t xml:space="preserve"> </w:t>
+      </w:r>
+      <w:r>
+        <w:t xml:space="preserve">— the hybrid linear-attention V-L architecture from §3.1 — making this the first known MeZO test on (hybrid linear-attn) × (Russian reasoning).</w:t>
+      </w:r>
+    </w:p>
+    <w:p>
+      <w:pPr>
+        <w:pStyle w:val="BodyText"/>
+      </w:pPr>
+      <w:r>
+        <w:t xml:space="preserve">The data pool is MERA train (680 labelled examples, test labels are private); we split 80/20 internally to obtain 544 train / 136 val, then subsample to 500 train / 100 eval. Setup otherwise identical to §5.5.</w:t>
+      </w:r>
+    </w:p>
+    <w:tbl>
+      <w:tblPr>
+        <w:tblStyle w:val="Table"/>
+        <w:tblW w:type="pct" w:w="5000"/>
+        <w:tblLayout w:type="fixed"/>
+        <w:tblLook w:firstRow="1" w:lastRow="0" w:firstColumn="0" w:lastColumn="0" w:noHBand="0" w:noVBand="0" w:val="0020"/>
+      </w:tblPr>
+      <w:tblGrid>
+        <w:gridCol w:w="1320"/>
+        <w:gridCol w:w="1320"/>
+        <w:gridCol w:w="1320"/>
+        <w:gridCol w:w="1320"/>
+        <w:gridCol w:w="1320"/>
+        <w:gridCol w:w="1320"/>
+      </w:tblGrid>
+      <w:tr>
+        <w:trPr>
+          <w:tblHeader w:val="on"/>
+        </w:trPr>
+        <w:tc>
+          <w:tcPr/>
+          <w:p>
+            <w:pPr>
+              <w:pStyle w:val="Compact"/>
+            </w:pPr>
+            <w:r>
+              <w:t xml:space="preserve">Run</w:t>
+            </w:r>
+          </w:p>
+        </w:tc>
+        <w:tc>
+          <w:tcPr/>
+          <w:p>
+            <w:pPr>
+              <w:pStyle w:val="Compact"/>
+            </w:pPr>
+            <w:r>
+              <w:t xml:space="preserve">Init loss → Final loss</w:t>
+            </w:r>
+          </w:p>
+        </w:tc>
+        <w:tc>
+          <w:tcPr/>
+          <w:p>
+            <w:pPr>
+              <w:pStyle w:val="Compact"/>
+            </w:pPr>
+            <w:r>
+              <w:t xml:space="preserve">Δloss</w:t>
+            </w:r>
+          </w:p>
+        </w:tc>
+        <w:tc>
+          <w:tcPr/>
+          <w:p>
+            <w:pPr>
+              <w:pStyle w:val="Compact"/>
+            </w:pPr>
+            <w:r>
+              <w:t xml:space="preserve">Init acc → Final acc</w:t>
+            </w:r>
+          </w:p>
+        </w:tc>
+        <w:tc>
+          <w:tcPr/>
+          <w:p>
+            <w:pPr>
+              <w:pStyle w:val="Compact"/>
+            </w:pPr>
+            <w:r>
+              <w:t xml:space="preserve">Best acc</w:t>
+            </w:r>
+          </w:p>
+        </w:tc>
+        <w:tc>
+          <w:tcPr/>
+          <w:p>
+            <w:pPr>
+              <w:pStyle w:val="Compact"/>
+            </w:pPr>
+            <w:r>
+              <w:t xml:space="preserve">Verdict</w:t>
+            </w:r>
+          </w:p>
+        </w:tc>
+      </w:tr>
+      <w:tr>
+        <w:tc>
+          <w:tcPr/>
+          <w:p>
+            <w:pPr>
+              <w:pStyle w:val="Compact"/>
+            </w:pPr>
+            <w:r>
+              <w:t xml:space="preserve">Centralized vanilla MeZO</w:t>
+            </w:r>
+          </w:p>
+        </w:tc>
+        <w:tc>
+          <w:tcPr/>
+          <w:p>
+            <w:pPr>
+              <w:pStyle w:val="Compact"/>
+            </w:pPr>
+            <w:r>
+              <w:t xml:space="preserve">2.8493 → 1.4331</w:t>
+            </w:r>
+          </w:p>
+        </w:tc>
+        <w:tc>
+          <w:tcPr/>
+          <w:p>
+            <w:pPr>
+              <w:pStyle w:val="Compact"/>
+            </w:pPr>
+            <w:r>
+              <w:rPr>
+                <w:b/>
+                <w:bCs/>
+              </w:rPr>
+              <w:t xml:space="preserve">−49.7%</w:t>
+            </w:r>
+          </w:p>
+        </w:tc>
+        <w:tc>
+          <w:tcPr/>
+          <w:p>
+            <w:pPr>
+              <w:pStyle w:val="Compact"/>
+            </w:pPr>
+            <w:r>
+              <w:t xml:space="preserve">0.3750 → 0.3750</w:t>
+            </w:r>
+          </w:p>
+        </w:tc>
+        <w:tc>
+          <w:tcPr/>
+          <w:p>
+            <w:pPr>
+              <w:pStyle w:val="Compact"/>
+            </w:pPr>
+            <w:r>
+              <w:t xml:space="preserve">0.3750</w:t>
+            </w:r>
+          </w:p>
+        </w:tc>
+        <w:tc>
+          <w:tcPr/>
+          <w:p>
+            <w:pPr>
+              <w:pStyle w:val="Compact"/>
+            </w:pPr>
+            <w:r>
+              <w:t xml:space="preserve">PASS</w:t>
+            </w:r>
+          </w:p>
+        </w:tc>
+      </w:tr>
+      <w:tr>
+        <w:tc>
+          <w:tcPr/>
+          <w:p>
+            <w:pPr>
+              <w:pStyle w:val="Compact"/>
+            </w:pPr>
+            <w:r>
+              <w:rPr>
+                <w:b/>
+                <w:bCs/>
+              </w:rPr>
+              <w:t xml:space="preserve">Federated D-MeZO-N v1</w:t>
+            </w:r>
+          </w:p>
+        </w:tc>
+        <w:tc>
+          <w:tcPr/>
+          <w:p>
+            <w:pPr>
+              <w:pStyle w:val="Compact"/>
+            </w:pPr>
+            <w:r>
+              <w:t xml:space="preserve">2.8493 →</w:t>
+            </w:r>
+            <w:r>
+              <w:t xml:space="preserve"> </w:t>
+            </w:r>
+            <w:r>
+              <w:rPr>
+                <w:b/>
+                <w:bCs/>
+              </w:rPr>
+              <w:t xml:space="preserve">1.5155</w:t>
+            </w:r>
+          </w:p>
+        </w:tc>
+        <w:tc>
+          <w:tcPr/>
+          <w:p>
+            <w:pPr>
+              <w:pStyle w:val="Compact"/>
+            </w:pPr>
+            <w:r>
+              <w:rPr>
+                <w:b/>
+                <w:bCs/>
+              </w:rPr>
+              <w:t xml:space="preserve">−46.8%</w:t>
+            </w:r>
+          </w:p>
+        </w:tc>
+        <w:tc>
+          <w:tcPr/>
+          <w:p>
+            <w:pPr>
+              <w:pStyle w:val="Compact"/>
+            </w:pPr>
+            <w:r>
+              <w:t xml:space="preserve">0.3750 →</w:t>
+            </w:r>
+            <w:r>
+              <w:t xml:space="preserve"> </w:t>
+            </w:r>
+            <w:r>
+              <w:rPr>
+                <w:b/>
+                <w:bCs/>
+              </w:rPr>
+              <w:t xml:space="preserve">0.3875</w:t>
+            </w:r>
+          </w:p>
+        </w:tc>
+        <w:tc>
+          <w:tcPr/>
+          <w:p>
+            <w:pPr>
+              <w:pStyle w:val="Compact"/>
+            </w:pPr>
+            <w:r>
+              <w:rPr>
+                <w:b/>
+                <w:bCs/>
+              </w:rPr>
+              <w:t xml:space="preserve">0.4125</w:t>
+            </w:r>
+            <w:r>
+              <w:rPr>
+                <w:b/>
+                <w:bCs/>
+              </w:rPr>
+              <w:t xml:space="preserve"> </w:t>
+            </w:r>
+            <w:r>
+              <w:rPr>
+                <w:b/>
+                <w:bCs/>
+              </w:rPr>
+              <w:t xml:space="preserve">@R500</w:t>
+            </w:r>
+          </w:p>
+        </w:tc>
+        <w:tc>
+          <w:tcPr/>
+          <w:p>
+            <w:pPr>
+              <w:pStyle w:val="Compact"/>
+            </w:pPr>
+            <w:r>
+              <w:t xml:space="preserve">PASS</w:t>
+            </w:r>
+          </w:p>
+        </w:tc>
+      </w:tr>
+      <w:tr>
+        <w:tc>
+          <w:tcPr/>
+          <w:p>
+            <w:pPr>
+              <w:pStyle w:val="Compact"/>
+            </w:pPr>
+            <w:r>
+              <w:t xml:space="preserve">Random guess (4-way)</w:t>
+            </w:r>
+          </w:p>
+        </w:tc>
+        <w:tc>
+          <w:tcPr/>
+          <w:p>
+            <w:pPr>
+              <w:pStyle w:val="Compact"/>
+            </w:pPr>
+            <w:r>
+              <w:t xml:space="preserve">—</w:t>
+            </w:r>
+          </w:p>
+        </w:tc>
+        <w:tc>
+          <w:tcPr/>
+          <w:p>
+            <w:pPr>
+              <w:pStyle w:val="Compact"/>
+            </w:pPr>
+            <w:r>
+              <w:t xml:space="preserve">—</w:t>
+            </w:r>
+          </w:p>
+        </w:tc>
+        <w:tc>
+          <w:tcPr/>
+          <w:p>
+            <w:pPr>
+              <w:pStyle w:val="Compact"/>
+            </w:pPr>
+            <w:r>
+              <w:t xml:space="preserve">0.2500</w:t>
+            </w:r>
+          </w:p>
+        </w:tc>
+        <w:tc>
+          <w:tcPr/>
+          <w:p>
+            <w:pPr>
+              <w:pStyle w:val="Compact"/>
+            </w:pPr>
+            <w:r>
+              <w:t xml:space="preserve">—</w:t>
+            </w:r>
+          </w:p>
+        </w:tc>
+        <w:tc>
+          <w:tcPr/>
+          <w:p>
+            <w:pPr>
+              <w:pStyle w:val="Compact"/>
+            </w:pPr>
+            <w:r>
+              <w:t xml:space="preserve">—</w:t>
+            </w:r>
+          </w:p>
+        </w:tc>
+      </w:tr>
+      <w:tr>
+        <w:tc>
+          <w:tcPr/>
+          <w:p>
+            <w:pPr>
+              <w:pStyle w:val="Compact"/>
+            </w:pPr>
+            <m:oMath>
+              <m:r>
+                <m:rPr>
+                  <m:sty m:val="p"/>
+                </m:rPr>
+                <m:t>Δ</m:t>
+              </m:r>
+            </m:oMath>
+            <w:r>
+              <w:t xml:space="preserve"> </w:t>
+            </w:r>
+            <w:r>
+              <w:t xml:space="preserve">fed. vs centralized</w:t>
+            </w:r>
+          </w:p>
+        </w:tc>
+        <w:tc>
+          <w:tcPr/>
+          <w:p>
+            <w:pPr>
+              <w:pStyle w:val="Compact"/>
+            </w:pPr>
+            <w:r>
+              <w:t xml:space="preserve">+5.8% loss</w:t>
+            </w:r>
+          </w:p>
+        </w:tc>
+        <w:tc>
+          <w:tcPr/>
+          <w:p>
+            <w:pPr>
+              <w:pStyle w:val="Compact"/>
+            </w:pPr>
+            <w:r>
+              <w:t xml:space="preserve">—</w:t>
+            </w:r>
+          </w:p>
+        </w:tc>
+        <w:tc>
+          <w:tcPr/>
+          <w:p>
+            <w:pPr>
+              <w:pStyle w:val="Compact"/>
+            </w:pPr>
+            <w:r>
+              <w:rPr>
+                <w:b/>
+                <w:bCs/>
+              </w:rPr>
+              <w:t xml:space="preserve">+1.25pp acc</w:t>
+            </w:r>
+            <w:r>
+              <w:t xml:space="preserve"> </w:t>
+            </w:r>
+            <w:r>
+              <w:t xml:space="preserve">(final) /</w:t>
+            </w:r>
+            <w:r>
+              <w:t xml:space="preserve"> </w:t>
+            </w:r>
+            <w:r>
+              <w:rPr>
+                <w:b/>
+                <w:bCs/>
+              </w:rPr>
+              <w:t xml:space="preserve">+3.75pp</w:t>
+            </w:r>
+            <w:r>
+              <w:t xml:space="preserve"> </w:t>
+            </w:r>
+            <w:r>
+              <w:t xml:space="preserve">(peak)</w:t>
+            </w:r>
+          </w:p>
+        </w:tc>
+        <w:tc>
+          <w:tcPr/>
+          <w:p>
+            <w:pPr>
+              <w:pStyle w:val="Compact"/>
+            </w:pPr>
+            <w:r>
+              <w:t xml:space="preserve">—</w:t>
+            </w:r>
+          </w:p>
+        </w:tc>
+        <w:tc>
+          <w:tcPr/>
+          <w:p>
+            <w:pPr>
+              <w:pStyle w:val="Compact"/>
+            </w:pPr>
+            <w:r>
+              <w:t xml:space="preserve">—</w:t>
+            </w:r>
+          </w:p>
+        </w:tc>
+      </w:tr>
+    </w:tbl>
+    <w:p>
+      <w:pPr>
+        <w:pStyle w:val="BodyText"/>
+      </w:pPr>
+      <w:r>
+        <w:rPr>
+          <w:b/>
+          <w:bCs/>
+        </w:rPr>
+        <w:t xml:space="preserve">Two qualitatively distinct regimes, one recipe.</w:t>
+      </w:r>
+      <w:r>
+        <w:t xml:space="preserve"> </w:t>
+      </w:r>
+      <w:r>
+        <w:t xml:space="preserve">Together with §5.5 this gives:</w:t>
+      </w:r>
+    </w:p>
+    <w:tbl>
+      <w:tblPr>
+        <w:tblStyle w:val="Table"/>
+        <w:tblW w:type="pct" w:w="5000"/>
+        <w:tblLayout w:type="fixed"/>
+        <w:tblLook w:firstRow="1" w:lastRow="0" w:firstColumn="0" w:lastColumn="0" w:noHBand="0" w:noVBand="0" w:val="0020"/>
+      </w:tblPr>
+      <w:tblGrid>
+        <w:gridCol w:w="1980"/>
+        <w:gridCol w:w="1980"/>
+        <w:gridCol w:w="1980"/>
+        <w:gridCol w:w="1980"/>
+      </w:tblGrid>
+      <w:tr>
+        <w:trPr>
+          <w:tblHeader w:val="on"/>
+        </w:trPr>
+        <w:tc>
+          <w:tcPr/>
+          <w:p>
+            <w:pPr>
+              <w:pStyle w:val="Compact"/>
+            </w:pPr>
+            <w:r>
+              <w:t xml:space="preserve">Task</w:t>
+            </w:r>
+          </w:p>
+        </w:tc>
+        <w:tc>
+          <w:tcPr/>
+          <w:p>
+            <w:pPr>
+              <w:pStyle w:val="Compact"/>
+            </w:pPr>
+            <w:r>
+              <w:t xml:space="preserve">Vanilla MeZO</w:t>
+            </w:r>
+          </w:p>
+        </w:tc>
+        <w:tc>
+          <w:tcPr/>
+          <w:p>
+            <w:pPr>
+              <w:pStyle w:val="Compact"/>
+            </w:pPr>
+            <w:r>
+              <w:t xml:space="preserve">D-MeZO-N v1</w:t>
+            </w:r>
+          </w:p>
+        </w:tc>
+        <w:tc>
+          <w:tcPr/>
+          <w:p>
+            <w:pPr>
+              <w:pStyle w:val="Compact"/>
+            </w:pPr>
+            <w:r>
+              <w:t xml:space="preserve">Interpretation</w:t>
+            </w:r>
+          </w:p>
+        </w:tc>
+      </w:tr>
+      <w:tr>
+        <w:tc>
+          <w:tcPr/>
+          <w:p>
+            <w:pPr>
+              <w:pStyle w:val="Compact"/>
+            </w:pPr>
+            <w:r>
+              <w:t xml:space="preserve">SST-2 (Day 8 R1d)</w:t>
+            </w:r>
+          </w:p>
+        </w:tc>
+        <w:tc>
+          <w:tcPr/>
+          <w:p>
+            <w:pPr>
+              <w:pStyle w:val="Compact"/>
+            </w:pPr>
+            <w:r>
+              <w:t xml:space="preserve">converges</w:t>
+            </w:r>
+          </w:p>
+        </w:tc>
+        <w:tc>
+          <w:tcPr/>
+          <w:p>
+            <w:pPr>
+              <w:pStyle w:val="Compact"/>
+            </w:pPr>
+            <w:r>
+              <w:t xml:space="preserve">+6.5% speedup</w:t>
+            </w:r>
+          </w:p>
+        </w:tc>
+        <w:tc>
+          <w:tcPr/>
+          <w:p>
+            <w:pPr>
+              <w:pStyle w:val="Compact"/>
+            </w:pPr>
+            <w:r>
+              <w:t xml:space="preserve">acceleration</w:t>
+            </w:r>
+          </w:p>
+        </w:tc>
+      </w:tr>
+      <w:tr>
+        <w:tc>
+          <w:tcPr/>
+          <w:p>
+            <w:pPr>
+              <w:pStyle w:val="Compact"/>
+            </w:pPr>
+            <w:r>
+              <w:rPr>
+                <w:b/>
+                <w:bCs/>
+              </w:rPr>
+              <w:t xml:space="preserve">HellaSwag</w:t>
+            </w:r>
+          </w:p>
+        </w:tc>
+        <w:tc>
+          <w:tcPr/>
+          <w:p>
+            <w:pPr>
+              <w:pStyle w:val="Compact"/>
+            </w:pPr>
+            <w:r>
+              <w:rPr>
+                <w:b/>
+                <w:bCs/>
+              </w:rPr>
+              <w:t xml:space="preserve">diverges (−2.5pp acc)</w:t>
+            </w:r>
+          </w:p>
+        </w:tc>
+        <w:tc>
+          <w:tcPr/>
+          <w:p>
+            <w:pPr>
+              <w:pStyle w:val="Compact"/>
+            </w:pPr>
+            <w:r>
+              <w:rPr>
+                <w:b/>
+                <w:bCs/>
+              </w:rPr>
+              <w:t xml:space="preserve">converges (+3.75pp acc)</w:t>
+            </w:r>
+          </w:p>
+        </w:tc>
+        <w:tc>
+          <w:tcPr/>
+          <w:p>
+            <w:pPr>
+              <w:pStyle w:val="Compact"/>
+            </w:pPr>
+            <w:r>
+              <w:rPr>
+                <w:b/>
+                <w:bCs/>
+              </w:rPr>
+              <w:t xml:space="preserve">rescue</w:t>
+            </w:r>
+          </w:p>
+        </w:tc>
+      </w:tr>
+      <w:tr>
+        <w:tc>
+          <w:tcPr/>
+          <w:p>
+            <w:pPr>
+              <w:pStyle w:val="Compact"/>
+            </w:pPr>
+            <w:r>
+              <w:rPr>
+                <w:b/>
+                <w:bCs/>
+              </w:rPr>
+              <w:t xml:space="preserve">MathLogicQA</w:t>
+            </w:r>
+          </w:p>
+        </w:tc>
+        <w:tc>
+          <w:tcPr/>
+          <w:p>
+            <w:pPr>
+              <w:pStyle w:val="Compact"/>
+            </w:pPr>
+            <w:r>
+              <w:t xml:space="preserve">converges</w:t>
+            </w:r>
+          </w:p>
+        </w:tc>
+        <w:tc>
+          <w:tcPr/>
+          <w:p>
+            <w:pPr>
+              <w:pStyle w:val="Compact"/>
+            </w:pPr>
+            <w:r>
+              <w:t xml:space="preserve">+1.25pp acc final, +3.75pp peak</w:t>
+            </w:r>
+          </w:p>
+        </w:tc>
+        <w:tc>
+          <w:tcPr/>
+          <w:p>
+            <w:pPr>
+              <w:pStyle w:val="Compact"/>
+            </w:pPr>
+            <w:r>
+              <w:rPr>
+                <w:b/>
+                <w:bCs/>
+              </w:rPr>
+              <w:t xml:space="preserve">safe tracking with small acc gain</w:t>
+            </w:r>
+          </w:p>
+        </w:tc>
+      </w:tr>
+    </w:tbl>
+    <w:p>
+      <w:pPr>
+        <w:pStyle w:val="BodyText"/>
+      </w:pPr>
+      <w:r>
+        <w:t xml:space="preserve">The same recipe (β-decay 0.9 → 0 + ρ-clip 50) works as</w:t>
+      </w:r>
+      <w:r>
+        <w:t xml:space="preserve"> </w:t>
+      </w:r>
+      <w:r>
+        <w:rPr>
+          <w:b/>
+          <w:bCs/>
+        </w:rPr>
+        <w:t xml:space="preserve">rescue</w:t>
+      </w:r>
+      <w:r>
+        <w:t xml:space="preserve"> </w:t>
+      </w:r>
+      <w:r>
+        <w:t xml:space="preserve">when vanilla diverges (HellaSwag:</w:t>
+      </w:r>
+      <w:r>
+        <w:t xml:space="preserve"> </w:t>
+      </w:r>
+      <m:oMath>
+        <m:r>
+          <m:rPr>
+            <m:sty m:val="p"/>
+          </m:rPr>
+          <m:t>|</m:t>
+        </m:r>
+        <m:acc>
+          <m:accPr>
+            <m:chr m:val="̂"/>
+          </m:accPr>
+          <m:e>
+            <m:r>
+              <m:t>ρ</m:t>
+            </m:r>
+          </m:e>
+        </m:acc>
+        <m:r>
+          <m:rPr>
+            <m:sty m:val="p"/>
+          </m:rPr>
+          <m:t>|</m:t>
+        </m:r>
+      </m:oMath>
+      <w:r>
+        <w:t xml:space="preserve"> </w:t>
+      </w:r>
+      <w:r>
+        <w:t xml:space="preserve">peaks at +159, neighborhood diverges) and as</w:t>
+      </w:r>
+      <w:r>
+        <w:t xml:space="preserve"> </w:t>
+      </w:r>
+      <w:r>
+        <w:rPr>
+          <w:b/>
+          <w:bCs/>
+        </w:rPr>
+        <w:t xml:space="preserve">safe regularizer</w:t>
+      </w:r>
+      <w:r>
+        <w:t xml:space="preserve"> </w:t>
+      </w:r>
+      <w:r>
+        <w:t xml:space="preserve">when vanilla converges (MathLogicQA:</w:t>
+      </w:r>
+      <w:r>
+        <w:t xml:space="preserve"> </w:t>
+      </w:r>
+      <m:oMath>
+        <m:r>
+          <m:rPr>
+            <m:sty m:val="p"/>
+          </m:rPr>
+          <m:t>|</m:t>
+        </m:r>
+        <m:acc>
+          <m:accPr>
+            <m:chr m:val="̂"/>
+          </m:accPr>
+          <m:e>
+            <m:r>
+              <m:t>ρ</m:t>
+            </m:r>
+          </m:e>
+        </m:acc>
+        <m:r>
+          <m:rPr>
+            <m:sty m:val="p"/>
+          </m:rPr>
+          <m:t>|</m:t>
+        </m:r>
+      </m:oMath>
+      <w:r>
+        <w:t xml:space="preserve"> </w:t>
+      </w:r>
+      <w:r>
+        <w:t xml:space="preserve">peaks at +375 but cumulative effect is bounded by single-token suffix loss — vanilla still converges, but D-MeZO-N produces slightly better-generalizing model via</w:t>
+      </w:r>
+      <w:r>
+        <w:t xml:space="preserve"> </w:t>
+      </w:r>
+      <m:oMath>
+        <m:r>
+          <m:t>1</m:t>
+        </m:r>
+        <m:r>
+          <m:rPr>
+            <m:sty m:val="p"/>
+          </m:rPr>
+          <m:t>/</m:t>
+        </m:r>
+        <m:rad>
+          <m:radPr>
+            <m:degHide m:val="on"/>
+          </m:radPr>
+          <m:deg/>
+          <m:e>
+            <m:r>
+              <m:t>n</m:t>
+            </m:r>
+          </m:e>
+        </m:rad>
+      </m:oMath>
+      <w:r>
+        <w:t xml:space="preserve"> </w:t>
+      </w:r>
+      <w:r>
+        <w:t xml:space="preserve">z-direction averaging across</w:t>
+      </w:r>
+      <w:r>
+        <w:t xml:space="preserve"> </w:t>
+      </w:r>
+      <m:oMath>
+        <m:r>
+          <m:t>n</m:t>
+        </m:r>
+        <m:r>
+          <m:rPr>
+            <m:sty m:val="p"/>
+          </m:rPr>
+          <m:t>=</m:t>
+        </m:r>
+        <m:r>
+          <m:t>4</m:t>
+        </m:r>
+      </m:oMath>
+      <w:r>
+        <w:t xml:space="preserve"> </w:t>
+      </w:r>
+      <w:r>
+        <w:t xml:space="preserve">clients).</w:t>
+      </w:r>
+    </w:p>
+    <w:p>
+      <w:pPr>
+        <w:pStyle w:val="BodyText"/>
+      </w:pPr>
+      <w:r>
+        <w:t xml:space="preserve">This is exactly the behavior Theorem 3 predicts: under bounded</w:t>
+      </w:r>
+      <w:r>
+        <w:t xml:space="preserve"> </w:t>
+      </w:r>
+      <m:oMath>
+        <m:sSup>
+          <m:e>
+            <m:r>
+              <m:t>G</m:t>
+            </m:r>
+          </m:e>
+          <m:sup>
+            <m:r>
+              <m:t>2</m:t>
+            </m:r>
+          </m:sup>
+        </m:sSup>
+      </m:oMath>
+      <w:r>
+        <w:t xml:space="preserve">, linear convergence to</w:t>
+      </w:r>
+      <w:r>
+        <w:t xml:space="preserve"> </w:t>
+      </w:r>
+      <m:oMath>
+        <m:r>
+          <m:t>4</m:t>
+        </m:r>
+        <m:sSup>
+          <m:e>
+            <m:r>
+              <m:t>G</m:t>
+            </m:r>
+          </m:e>
+          <m:sup>
+            <m:r>
+              <m:t>2</m:t>
+            </m:r>
+          </m:sup>
+        </m:sSup>
+        <m:r>
+          <m:rPr>
+            <m:sty m:val="p"/>
+          </m:rPr>
+          <m:t>/</m:t>
+        </m:r>
+        <m:r>
+          <m:rPr>
+            <m:sty m:val="p"/>
+          </m:rPr>
+          <m:t>(</m:t>
+        </m:r>
+        <m:r>
+          <m:t>3</m:t>
+        </m:r>
+        <m:r>
+          <m:t>μ</m:t>
+        </m:r>
+        <m:r>
+          <m:rPr>
+            <m:sty m:val="p"/>
+          </m:rPr>
+          <m:t>)</m:t>
+        </m:r>
+      </m:oMath>
+      <w:r>
+        <w:t xml:space="preserve">; without clip,</w:t>
+      </w:r>
+      <w:r>
+        <w:t xml:space="preserve"> </w:t>
+      </w:r>
+      <m:oMath>
+        <m:sSup>
+          <m:e>
+            <m:r>
+              <m:t>G</m:t>
+            </m:r>
+          </m:e>
+          <m:sup>
+            <m:r>
+              <m:t>2</m:t>
+            </m:r>
+          </m:sup>
+        </m:sSup>
+      </m:oMath>
+      <w:r>
+        <w:t xml:space="preserve"> </w:t>
+      </w:r>
+      <w:r>
+        <w:t xml:space="preserve">unbounded, neighborhood diverges. Two empirical regimes, one theoretical mechanism.</w:t>
+      </w:r>
+    </w:p>
+    <w:p>
+      <w:pPr>
+        <w:pStyle w:val="CaptionedFigure"/>
+      </w:pPr>
+      <w:r>
+        <w:drawing>
+          <wp:inline>
+            <wp:extent cx="5334000" cy="1649018"/>
+            <wp:effectExtent b="0" l="0" r="0" t="0"/>
+            <wp:docPr descr="Figure 6. Cross-domain trajectories illustrating the two D-MeZO-N regimes. (a) HellaSwag on Qwen3-4B: centralized vanilla MeZO drifts upward from R200 (final loss +5.5% vs. init, accuracy −2.5pp), while federated D-MeZO-N v1 (β-decay 0.9→0 + ρ-clip=50) descends monotonically (final loss −2.85%, accuracy +3.75pp). (b) MathLogicQA on Qwen3.5-4B-Base: vanilla MeZO already converges (loss −49.7%); D-MeZO-N tracks closely (loss −46.8%) with a small accuracy gain (+1.25pp final / +3.75pp peak at R500). Same recipe, two qualitatively distinct convergence regimes." title="" id="38" name="Picture"/>
+            <a:graphic>
+              <a:graphicData uri="http://schemas.openxmlformats.org/drawingml/2006/picture">
+                <pic:pic>
+                  <pic:nvPicPr>
+                    <pic:cNvPr descr="figures/fig6_cross_domain_trajectories.png" id="39" name="Picture"/>
+                    <pic:cNvPicPr>
+                      <a:picLocks noChangeArrowheads="1" noChangeAspect="1"/>
+                    </pic:cNvPicPr>
+                  </pic:nvPicPr>
+                  <pic:blipFill>
+                    <a:blip r:embed="rId37"/>
+                    <a:stretch>
+                      <a:fillRect/>
+                    </a:stretch>
+                  </pic:blipFill>
+                  <pic:spPr bwMode="auto">
+                    <a:xfrm>
+                      <a:off x="0" y="0"/>
+                      <a:ext cx="5334000" cy="1649018"/>
+                    </a:xfrm>
+                    <a:prstGeom prst="rect">
+                      <a:avLst/>
+                    </a:prstGeom>
+                    <a:noFill/>
+                    <a:ln w="9525">
+                      <a:noFill/>
+                      <a:headEnd/>
+                      <a:tailEnd/>
+                    </a:ln>
+                  </pic:spPr>
+                </pic:pic>
+              </a:graphicData>
+            </a:graphic>
+          </wp:inline>
+        </w:drawing>
+      </w:r>
+    </w:p>
+    <w:p>
+      <w:pPr>
+        <w:pStyle w:val="ImageCaption"/>
+      </w:pPr>
+      <w:r>
+        <w:t xml:space="preserve">Figure 6. Cross-domain trajectories illustrating the two D-MeZO-N regimes. (a) HellaSwag on Qwen3-4B: centralized vanilla MeZO drifts upward from R200 (final loss +5.5% vs. init, accuracy −2.5pp), while federated D-MeZO-N v1 (β-decay 0.9→0 + ρ-clip=50) descends monotonically (final loss −2.85%, accuracy +3.75pp). (b) MathLogicQA on Qwen3.5-4B-Base: vanilla MeZO already converges (loss −49.7%); D-MeZO-N tracks closely (loss −46.8%) with a small accuracy gain (+1.25pp final / +3.75pp peak at R500). Same recipe, two qualitatively distinct convergence regimes.</w:t>
+      </w:r>
+    </w:p>
+    <w:p>
+      <w:pPr>
+        <w:pStyle w:val="CaptionedFigure"/>
+      </w:pPr>
+      <w:r>
+        <w:drawing>
+          <wp:inline>
+            <wp:extent cx="5039999" cy="1958487"/>
+            <wp:effectExtent b="0" l="0" r="0" t="0"/>
+            <wp:docPr descr="Figure 7. Cross-task summary: improvement of D-MeZO-N v1 over centralized vanilla MeZO across three task domains. SST-2 (Day 8 R1d, single-seed): +6.5% loss reduction. HellaSwag (§5.5): +6.25pp accuracy (rescue regime — vanilla diverges). MathLogicQA (§5.6): +1.25pp accuracy (safe-track regime — vanilla converges). One recipe (β-decay 0.9 → 0 + ρ-clip=50) operates effectively across acceleration, rescue, and safe-tracking regimes." title="" id="41" name="Picture"/>
+            <a:graphic>
+              <a:graphicData uri="http://schemas.openxmlformats.org/drawingml/2006/picture">
+                <pic:pic>
+                  <pic:nvPicPr>
+                    <pic:cNvPr descr="figures/fig7_cross_task_summary.png" id="42" name="Picture"/>
+                    <pic:cNvPicPr>
+                      <a:picLocks noChangeArrowheads="1" noChangeAspect="1"/>
+                    </pic:cNvPicPr>
+                  </pic:nvPicPr>
+                  <pic:blipFill>
+                    <a:blip r:embed="rId40"/>
+                    <a:stretch>
+                      <a:fillRect/>
+                    </a:stretch>
+                  </pic:blipFill>
+                  <pic:spPr bwMode="auto">
+                    <a:xfrm>
+                      <a:off x="0" y="0"/>
+                      <a:ext cx="5039999" cy="1958487"/>
+                    </a:xfrm>
+                    <a:prstGeom prst="rect">
+                      <a:avLst/>
+                    </a:prstGeom>
+                    <a:noFill/>
+                    <a:ln w="9525">
+                      <a:noFill/>
+                      <a:headEnd/>
+                      <a:tailEnd/>
+                    </a:ln>
+                  </pic:spPr>
+                </pic:pic>
+              </a:graphicData>
+            </a:graphic>
+          </wp:inline>
+        </w:drawing>
+      </w:r>
+    </w:p>
+    <w:p>
+      <w:pPr>
+        <w:pStyle w:val="ImageCaption"/>
+      </w:pPr>
+      <w:r>
+        <w:t xml:space="preserve">Figure 7. Cross-task summary: improvement of D-MeZO-N v1 over centralized vanilla MeZO across three task domains. SST-2 (Day 8 R1d, single-seed): +6.5% loss reduction. HellaSwag (§5.5): +6.25pp accuracy (rescue regime — vanilla diverges). MathLogicQA (§5.6): +1.25pp accuracy (safe-track regime — vanilla converges). One recipe (β-decay 0.9 → 0 + ρ-clip=50) operates effectively across acceleration, rescue, and safe-tracking regimes.</w:t>
+      </w:r>
+    </w:p>
+    <w:bookmarkEnd w:id="43"/>
+    <w:bookmarkEnd w:id="44"/>
+    <w:bookmarkStart w:id="45" w:name="discussion"/>
     <w:p>
       <w:pPr>
         <w:pStyle w:val="Heading1"/>
@@ -6433,8 +8672,8 @@
         <w:t xml:space="preserve">, doubly-stochastic mixing matrix.</w:t>
       </w:r>
     </w:p>
-    <w:bookmarkEnd w:id="37"/>
-    <w:bookmarkStart w:id="38" w:name="limitations-and-future-work"/>
+    <w:bookmarkEnd w:id="45"/>
+    <w:bookmarkStart w:id="46" w:name="limitations-and-future-work"/>
     <w:p>
       <w:pPr>
         <w:pStyle w:val="Heading1"/>
@@ -6481,7 +8720,7 @@
         <w:t xml:space="preserve"> </w:t>
       </w:r>
       <w:r>
-        <w:t xml:space="preserve">means error bars are range, not std; tasks limited to short-form classification; no head-to-head vs. FedKSeed / Ferret.</w:t>
+        <w:t xml:space="preserve">on the Day 5 SST-2 grid; HellaSwag (§5.5) and MathLogicQA (§5.6) results are single-seed — multi-seed extension is straightforward but budget-constrained. No head-to-head comparison with FedKSeed / Ferret / FedZeN (non-trivial integration work). Scale beyond 4 clients / 4B parameters untested; real FL deployments have 100+ clients and 8B+ models. Generative tasks (SAMSum, GSM8K) untested — §5.5/§5.6 cover multi-choice reasoning, not free-form generation.</w:t>
       </w:r>
     </w:p>
     <w:p>
@@ -6499,7 +8738,7 @@
         <w:t xml:space="preserve"> </w:t>
       </w:r>
       <w:r>
-        <w:t xml:space="preserve">Theorem 3 (full non-convex PL + heavy-ball momentum + decentralized + ZO +</w:t>
+        <w:t xml:space="preserve">Theorem 3 (non-convex PL + heavy-ball momentum + ZO +</w:t>
       </w:r>
       <w:r>
         <w:t xml:space="preserve"> </w:t>
@@ -6510,11 +8749,115 @@
         </m:r>
       </m:oMath>
       <w:r>
-        <w:t xml:space="preserve">-clipping) remains open.</w:t>
-      </w:r>
-    </w:p>
-    <w:bookmarkEnd w:id="38"/>
-    <w:bookmarkStart w:id="39" w:name="conclusion"/>
+        <w:t xml:space="preserve">-clipping +</w:t>
+      </w:r>
+      <w:r>
+        <w:t xml:space="preserve"> </w:t>
+      </w:r>
+      <m:oMath>
+        <m:r>
+          <m:t>β</m:t>
+        </m:r>
+      </m:oMath>
+      <w:r>
+        <w:t xml:space="preserve">-decay) is proved in</w:t>
+      </w:r>
+      <w:r>
+        <w:t xml:space="preserve"> </w:t>
+      </w:r>
+      <w:r>
+        <w:rPr>
+          <w:rStyle w:val="VerbatimChar"/>
+        </w:rPr>
+        <w:t xml:space="preserve">docs/theory_nesterov_mezo.md</w:t>
+      </w:r>
+      <w:r>
+        <w:t xml:space="preserve"> </w:t>
+      </w:r>
+      <w:r>
+        <w:t xml:space="preserve">and empirically validated in two regimes: as</w:t>
+      </w:r>
+      <w:r>
+        <w:t xml:space="preserve"> </w:t>
+      </w:r>
+      <w:r>
+        <w:rPr>
+          <w:b/>
+          <w:bCs/>
+        </w:rPr>
+        <w:t xml:space="preserve">rescue</w:t>
+      </w:r>
+      <w:r>
+        <w:t xml:space="preserve"> </w:t>
+      </w:r>
+      <w:r>
+        <w:t xml:space="preserve">on HellaSwag (§5.5) and as</w:t>
+      </w:r>
+      <w:r>
+        <w:t xml:space="preserve"> </w:t>
+      </w:r>
+      <w:r>
+        <w:rPr>
+          <w:b/>
+          <w:bCs/>
+        </w:rPr>
+        <w:t xml:space="preserve">safe convergence</w:t>
+      </w:r>
+      <w:r>
+        <w:t xml:space="preserve"> </w:t>
+      </w:r>
+      <w:r>
+        <w:t xml:space="preserve">on MathLogicQA (§5.6). The full decentralized extension (mixing matrix</w:t>
+      </w:r>
+      <w:r>
+        <w:t xml:space="preserve"> </w:t>
+      </w:r>
+      <m:oMath>
+        <m:r>
+          <m:t>W</m:t>
+        </m:r>
+      </m:oMath>
+      <w:r>
+        <w:t xml:space="preserve"> </w:t>
+      </w:r>
+      <w:r>
+        <w:t xml:space="preserve">with</w:t>
+      </w:r>
+      <w:r>
+        <w:t xml:space="preserve"> </w:t>
+      </w:r>
+      <m:oMath>
+        <m:sSub>
+          <m:e>
+            <m:r>
+              <m:t>ρ</m:t>
+            </m:r>
+          </m:e>
+          <m:sub>
+            <m:r>
+              <m:t>W</m:t>
+            </m:r>
+          </m:sub>
+        </m:sSub>
+        <m:r>
+          <m:rPr>
+            <m:sty m:val="p"/>
+          </m:rPr>
+          <m:t>&lt;</m:t>
+        </m:r>
+        <m:r>
+          <m:t>1</m:t>
+        </m:r>
+      </m:oMath>
+      <w:r>
+        <w:t xml:space="preserve"> </w:t>
+      </w:r>
+      <w:r>
+        <w:t xml:space="preserve">combined with momentum + clipping) and transient acceleration (vs. asymptotic) remain open subproblems.</w:t>
+      </w:r>
+    </w:p>
+    <w:bookmarkEnd w:id="46"/>
+    <w:bookmarkStart w:id="47" w:name="conclusion"/>
     <w:p>
       <w:pPr>
         <w:pStyle w:val="Heading1"/>
@@ -6531,8 +8874,8 @@
         <w:t xml:space="preserve">We presented D-MeZO-N — Decentralized Federated MeZO with Nesterov-style acceleration — and established it as a viable peer-to-peer federated optimizer for LLM fine-tuning. Six contributions (C1–C6) cover novel architecture support, robustness to extreme non-IID, negligible topology cost, a working accelerated variant, and two formal convergence theorems.</w:t>
       </w:r>
     </w:p>
-    <w:bookmarkEnd w:id="39"/>
-    <w:bookmarkStart w:id="40" w:name="references"/>
+    <w:bookmarkEnd w:id="47"/>
+    <w:bookmarkStart w:id="48" w:name="references"/>
     <w:p>
       <w:pPr>
         <w:pStyle w:val="Heading1"/>
@@ -6637,7 +8980,7 @@
         <w:t xml:space="preserve">Yang, T., Lin, Q., Li, Z. (2016). Unified convergence analysis of stochastic momentum methods. arXiv:1604.03257.</w:t>
       </w:r>
     </w:p>
-    <w:bookmarkEnd w:id="40"/>
+    <w:bookmarkEnd w:id="48"/>
     <w:sectPr>
       <w:footnotePr>
         <w:numRestart w:val="eachSect"/>
@@ -6851,6 +9194,91 @@
       </w:rPr>
     </w:lvl>
   </w:abstractNum>
+  <w:abstractNum w:abstractNumId="99411">
+    <w:nsid w:val="00A99411"/>
+    <w:multiLevelType w:val="multilevel"/>
+    <w:lvl w:ilvl="0">
+      <w:start w:val="1"/>
+      <w:numFmt w:val="decimal"/>
+      <w:lvlText w:val="%1."/>
+      <w:lvlJc w:val="left"/>
+      <w:pPr>
+        <w:ind w:left="720" w:hanging="360"/>
+      </w:pPr>
+    </w:lvl>
+    <w:lvl w:ilvl="1">
+      <w:start w:val="1"/>
+      <w:numFmt w:val="decimal"/>
+      <w:lvlText w:val="%2."/>
+      <w:lvlJc w:val="left"/>
+      <w:pPr>
+        <w:ind w:left="1440" w:hanging="360"/>
+      </w:pPr>
+    </w:lvl>
+    <w:lvl w:ilvl="2">
+      <w:start w:val="1"/>
+      <w:numFmt w:val="decimal"/>
+      <w:lvlText w:val="%3."/>
+      <w:lvlJc w:val="left"/>
+      <w:pPr>
+        <w:ind w:left="2160" w:hanging="360"/>
+      </w:pPr>
+    </w:lvl>
+    <w:lvl w:ilvl="3">
+      <w:start w:val="1"/>
+      <w:numFmt w:val="decimal"/>
+      <w:lvlText w:val="%4."/>
+      <w:lvlJc w:val="left"/>
+      <w:pPr>
+        <w:ind w:left="2880" w:hanging="360"/>
+      </w:pPr>
+    </w:lvl>
+    <w:lvl w:ilvl="4">
+      <w:start w:val="1"/>
+      <w:numFmt w:val="decimal"/>
+      <w:lvlText w:val="%5."/>
+      <w:lvlJc w:val="left"/>
+      <w:pPr>
+        <w:ind w:left="3600" w:hanging="360"/>
+      </w:pPr>
+    </w:lvl>
+    <w:lvl w:ilvl="5">
+      <w:start w:val="1"/>
+      <w:numFmt w:val="decimal"/>
+      <w:lvlText w:val="%6."/>
+      <w:lvlJc w:val="left"/>
+      <w:pPr>
+        <w:ind w:left="4320" w:hanging="360"/>
+      </w:pPr>
+    </w:lvl>
+    <w:lvl w:ilvl="6">
+      <w:start w:val="1"/>
+      <w:numFmt w:val="decimal"/>
+      <w:lvlText w:val="%7."/>
+      <w:lvlJc w:val="left"/>
+      <w:pPr>
+        <w:ind w:left="5040" w:hanging="360"/>
+      </w:pPr>
+    </w:lvl>
+    <w:lvl w:ilvl="7">
+      <w:start w:val="1"/>
+      <w:numFmt w:val="decimal"/>
+      <w:lvlText w:val="%8."/>
+      <w:lvlJc w:val="left"/>
+      <w:pPr>
+        <w:ind w:left="5760" w:hanging="360"/>
+      </w:pPr>
+    </w:lvl>
+    <w:lvl w:ilvl="8">
+      <w:start w:val="1"/>
+      <w:numFmt w:val="decimal"/>
+      <w:lvlText w:val="%9."/>
+      <w:lvlJc w:val="left"/>
+      <w:pPr>
+        <w:ind w:left="6480" w:hanging="360"/>
+      </w:pPr>
+    </w:lvl>
+  </w:abstractNum>
   <w:num w:numId="1000">
     <w:abstractNumId w:val="990"/>
   </w:num>
@@ -6859,6 +9287,36 @@
   </w:num>
   <w:num w:numId="1002">
     <w:abstractNumId w:val="991"/>
+  </w:num>
+  <w:num w:numId="1003">
+    <w:abstractNumId w:val="99411"/>
+    <w:lvlOverride w:ilvl="0">
+      <w:startOverride w:val="1"/>
+    </w:lvlOverride>
+    <w:lvlOverride w:ilvl="1">
+      <w:startOverride w:val="1"/>
+    </w:lvlOverride>
+    <w:lvlOverride w:ilvl="2">
+      <w:startOverride w:val="1"/>
+    </w:lvlOverride>
+    <w:lvlOverride w:ilvl="3">
+      <w:startOverride w:val="1"/>
+    </w:lvlOverride>
+    <w:lvlOverride w:ilvl="4">
+      <w:startOverride w:val="1"/>
+    </w:lvlOverride>
+    <w:lvlOverride w:ilvl="5">
+      <w:startOverride w:val="1"/>
+    </w:lvlOverride>
+    <w:lvlOverride w:ilvl="6">
+      <w:startOverride w:val="1"/>
+    </w:lvlOverride>
+    <w:lvlOverride w:ilvl="7">
+      <w:startOverride w:val="1"/>
+    </w:lvlOverride>
+    <w:lvlOverride w:ilvl="8">
+      <w:startOverride w:val="1"/>
+    </w:lvlOverride>
   </w:num>
 </w:numbering>
 </file>

--- a/docs/D-MeZO-N_paper_omml.docx
+++ b/docs/D-MeZO-N_paper_omml.docx
@@ -8253,7 +8253,7 @@
     </w:p>
     <w:bookmarkEnd w:id="43"/>
     <w:bookmarkEnd w:id="44"/>
-    <w:bookmarkStart w:id="45" w:name="discussion"/>
+    <w:bookmarkStart w:id="48" w:name="discussion"/>
     <w:p>
       <w:pPr>
         <w:pStyle w:val="Heading1"/>
@@ -8672,8 +8672,1265 @@
         <w:t xml:space="preserve">, doubly-stochastic mixing matrix.</w:t>
       </w:r>
     </w:p>
-    <w:bookmarkEnd w:id="45"/>
-    <w:bookmarkStart w:id="46" w:name="limitations-and-future-work"/>
+    <w:p>
+      <w:pPr>
+        <w:pStyle w:val="BodyText"/>
+      </w:pPr>
+      <w:r>
+        <w:rPr>
+          <w:b/>
+          <w:bCs/>
+        </w:rPr>
+        <w:t xml:space="preserve">Batch-size variance scaling (empirical: 1/√B does NOT hold).</w:t>
+      </w:r>
+      <w:r>
+        <w:t xml:space="preserve"> </w:t>
+      </w:r>
+      <w:r>
+        <w:t xml:space="preserve">Standard CLT predicts that the per-step ρ-estimator variance shrinks as</w:t>
+      </w:r>
+      <w:r>
+        <w:t xml:space="preserve"> </w:t>
+      </w:r>
+      <m:oMath>
+        <m:r>
+          <m:t>1</m:t>
+        </m:r>
+        <m:r>
+          <m:rPr>
+            <m:sty m:val="p"/>
+          </m:rPr>
+          <m:t>/</m:t>
+        </m:r>
+        <m:r>
+          <m:t>B</m:t>
+        </m:r>
+      </m:oMath>
+      <w:r>
+        <w:t xml:space="preserve"> </w:t>
+      </w:r>
+      <w:r>
+        <w:t xml:space="preserve">with mini-batch size, i.e. std</w:t>
+      </w:r>
+      <w:r>
+        <w:t xml:space="preserve"> </w:t>
+      </w:r>
+      <m:oMath>
+        <m:r>
+          <m:rPr>
+            <m:sty m:val="p"/>
+          </m:rPr>
+          <m:t>∝</m:t>
+        </m:r>
+        <m:r>
+          <m:t>1</m:t>
+        </m:r>
+        <m:r>
+          <m:rPr>
+            <m:sty m:val="p"/>
+          </m:rPr>
+          <m:t>/</m:t>
+        </m:r>
+        <m:rad>
+          <m:radPr>
+            <m:degHide m:val="on"/>
+          </m:radPr>
+          <m:deg/>
+          <m:e>
+            <m:r>
+              <m:t>B</m:t>
+            </m:r>
+          </m:e>
+        </m:rad>
+      </m:oMath>
+      <w:r>
+        <w:t xml:space="preserve">. We tested this on Qwen3-0.6B / SST-2 with</w:t>
+      </w:r>
+      <w:r>
+        <w:t xml:space="preserve"> </w:t>
+      </w:r>
+      <m:oMath>
+        <m:r>
+          <m:t>z</m:t>
+        </m:r>
+      </m:oMath>
+      <w:r>
+        <w:t xml:space="preserve"> </w:t>
+      </w:r>
+      <w:r>
+        <w:t xml:space="preserve">fixed across 100 random batches per</w:t>
+      </w:r>
+      <w:r>
+        <w:t xml:space="preserve"> </w:t>
+      </w:r>
+      <m:oMath>
+        <m:r>
+          <m:t>B</m:t>
+        </m:r>
+        <m:r>
+          <m:rPr>
+            <m:sty m:val="p"/>
+          </m:rPr>
+          <m:t>∈</m:t>
+        </m:r>
+        <m:r>
+          <m:rPr>
+            <m:sty m:val="p"/>
+          </m:rPr>
+          <m:t>{</m:t>
+        </m:r>
+        <m:r>
+          <m:t>1</m:t>
+        </m:r>
+        <m:r>
+          <m:rPr>
+            <m:sty m:val="p"/>
+          </m:rPr>
+          <m:t>,</m:t>
+        </m:r>
+        <m:r>
+          <m:t>2</m:t>
+        </m:r>
+        <m:r>
+          <m:rPr>
+            <m:sty m:val="p"/>
+          </m:rPr>
+          <m:t>,</m:t>
+        </m:r>
+        <m:r>
+          <m:t>4</m:t>
+        </m:r>
+        <m:r>
+          <m:rPr>
+            <m:sty m:val="p"/>
+          </m:rPr>
+          <m:t>,</m:t>
+        </m:r>
+        <m:r>
+          <m:t>8</m:t>
+        </m:r>
+        <m:r>
+          <m:rPr>
+            <m:sty m:val="p"/>
+          </m:rPr>
+          <m:t>,</m:t>
+        </m:r>
+        <m:r>
+          <m:t>16</m:t>
+        </m:r>
+        <m:r>
+          <m:rPr>
+            <m:sty m:val="p"/>
+          </m:rPr>
+          <m:t>,</m:t>
+        </m:r>
+        <m:r>
+          <m:t>32</m:t>
+        </m:r>
+        <m:r>
+          <m:rPr>
+            <m:sty m:val="p"/>
+          </m:rPr>
+          <m:t>}</m:t>
+        </m:r>
+      </m:oMath>
+      <w:r>
+        <w:t xml:space="preserve"> </w:t>
+      </w:r>
+      <w:r>
+        <w:t xml:space="preserve">(Figure 8). The observed std plateaus at</w:t>
+      </w:r>
+      <w:r>
+        <w:t xml:space="preserve"> </w:t>
+      </w:r>
+      <m:oMath>
+        <m:r>
+          <m:t>B</m:t>
+        </m:r>
+        <m:r>
+          <m:rPr>
+            <m:sty m:val="p"/>
+          </m:rPr>
+          <m:t>≥</m:t>
+        </m:r>
+        <m:r>
+          <m:t>8</m:t>
+        </m:r>
+      </m:oMath>
+      <w:r>
+        <w:t xml:space="preserve"> </w:t>
+      </w:r>
+      <w:r>
+        <w:t xml:space="preserve">with ratio (observed / CLT-expected) growing from</w:t>
+      </w:r>
+      <w:r>
+        <w:t xml:space="preserve"> </w:t>
+      </w:r>
+      <m:oMath>
+        <m:r>
+          <m:t>1.55</m:t>
+        </m:r>
+        <m:r>
+          <m:rPr>
+            <m:sty m:val="p"/>
+          </m:rPr>
+          <m:t>×</m:t>
+        </m:r>
+      </m:oMath>
+      <w:r>
+        <w:t xml:space="preserve"> </w:t>
+      </w:r>
+      <w:r>
+        <w:t xml:space="preserve">(B=2) to</w:t>
+      </w:r>
+      <w:r>
+        <w:t xml:space="preserve"> </w:t>
+      </w:r>
+      <m:oMath>
+        <m:r>
+          <m:t>3.43</m:t>
+        </m:r>
+        <m:r>
+          <m:rPr>
+            <m:sty m:val="p"/>
+          </m:rPr>
+          <m:t>×</m:t>
+        </m:r>
+      </m:oMath>
+      <w:r>
+        <w:t xml:space="preserve"> </w:t>
+      </w:r>
+      <w:r>
+        <w:t xml:space="preserve">(B=32). This implies the dominant noise source in MeZO is</w:t>
+      </w:r>
+      <w:r>
+        <w:t xml:space="preserve"> </w:t>
+      </w:r>
+      <w:r>
+        <w:rPr>
+          <w:b/>
+          <w:bCs/>
+        </w:rPr>
+        <w:t xml:space="preserve">not</w:t>
+      </w:r>
+      <w:r>
+        <w:t xml:space="preserve"> </w:t>
+      </w:r>
+      <w:r>
+        <w:t xml:space="preserve">data sampling — it is the choice of direction</w:t>
+      </w:r>
+      <w:r>
+        <w:t xml:space="preserve"> </w:t>
+      </w:r>
+      <m:oMath>
+        <m:r>
+          <m:t>z</m:t>
+        </m:r>
+      </m:oMath>
+      <w:r>
+        <w:t xml:space="preserve"> </w:t>
+      </w:r>
+      <w:r>
+        <w:t xml:space="preserve">itself (and, secondarily, low-precision arithmetic in the loss difference</w:t>
+      </w:r>
+      <w:r>
+        <w:t xml:space="preserve"> </w:t>
+      </w:r>
+      <m:oMath>
+        <m:sSub>
+          <m:e>
+            <m:r>
+              <m:t>L</m:t>
+            </m:r>
+          </m:e>
+          <m:sub>
+            <m:r>
+              <m:rPr>
+                <m:sty m:val="p"/>
+              </m:rPr>
+              <m:t>+</m:t>
+            </m:r>
+          </m:sub>
+        </m:sSub>
+        <m:r>
+          <m:rPr>
+            <m:sty m:val="p"/>
+          </m:rPr>
+          <m:t>−</m:t>
+        </m:r>
+        <m:sSub>
+          <m:e>
+            <m:r>
+              <m:t>L</m:t>
+            </m:r>
+          </m:e>
+          <m:sub>
+            <m:r>
+              <m:rPr>
+                <m:sty m:val="p"/>
+              </m:rPr>
+              <m:t>−</m:t>
+            </m:r>
+          </m:sub>
+        </m:sSub>
+      </m:oMath>
+      <w:r>
+        <w:t xml:space="preserve">). Consequently, increasing batch size beyond ~8 gives no benefit, but</w:t>
+      </w:r>
+      <w:r>
+        <w:t xml:space="preserve"> </w:t>
+      </w:r>
+      <m:oMath>
+        <m:r>
+          <m:t>K</m:t>
+        </m:r>
+      </m:oMath>
+      <w:r>
+        <w:t xml:space="preserve">-direction averaging across fresh</w:t>
+      </w:r>
+      <w:r>
+        <w:t xml:space="preserve"> </w:t>
+      </w:r>
+      <m:oMath>
+        <m:sSub>
+          <m:e>
+            <m:r>
+              <m:t>z</m:t>
+            </m:r>
+          </m:e>
+          <m:sub>
+            <m:r>
+              <m:t>k</m:t>
+            </m:r>
+          </m:sub>
+        </m:sSub>
+      </m:oMath>
+      <w:r>
+        <w:t xml:space="preserve"> </w:t>
+      </w:r>
+      <w:r>
+        <w:t xml:space="preserve">DOES reduce variance (verified by</w:t>
+      </w:r>
+      <w:r>
+        <w:t xml:space="preserve"> </w:t>
+      </w:r>
+      <w:r>
+        <w:rPr>
+          <w:rStyle w:val="VerbatimChar"/>
+        </w:rPr>
+        <w:t xml:space="preserve">tests/test_md_mezo.py::TestKDirectionVarianceReduction</w:t>
+      </w:r>
+      <w:r>
+        <w:t xml:space="preserve">). This justifies our small-batch (B=4-8) recipe and motivates multi-direction extensions over larger batches.</w:t>
+      </w:r>
+    </w:p>
+    <w:p>
+      <w:pPr>
+        <w:pStyle w:val="CaptionedFigure"/>
+      </w:pPr>
+      <w:r>
+        <w:drawing>
+          <wp:inline>
+            <wp:extent cx="5334000" cy="2229972"/>
+            <wp:effectExtent b="0" l="0" r="0" t="0"/>
+            <wp:docPr descr="Figure 8. Empirical distribution of the MeZO projected-gradient estimator \hat\rho for fixed perturbation direction z across mini-batch sizes B \in \{1,2,4,8,16,32\}. Setup: Qwen3-0.6B fp16 / SST-2 / ε=10⁻³ / 100 random batches per B. The CLT prediction std \propto 1/\sqrt{B} is NOT observed: std plateaus at B≥8 (ratio observed/expected grows from 1.55× at B=2 to 3.43× at B=32). The dominant variance source is the choice of z, not data sampling — motivating multi-direction (vary z) over batch-scaling for variance reduction in MeZO." title="" id="46" name="Picture"/>
+            <a:graphic>
+              <a:graphicData uri="http://schemas.openxmlformats.org/drawingml/2006/picture">
+                <pic:pic>
+                  <pic:nvPicPr>
+                    <pic:cNvPr descr="figures/fig8_batch_variance.png" id="47" name="Picture"/>
+                    <pic:cNvPicPr>
+                      <a:picLocks noChangeArrowheads="1" noChangeAspect="1"/>
+                    </pic:cNvPicPr>
+                  </pic:nvPicPr>
+                  <pic:blipFill>
+                    <a:blip r:embed="rId45"/>
+                    <a:stretch>
+                      <a:fillRect/>
+                    </a:stretch>
+                  </pic:blipFill>
+                  <pic:spPr bwMode="auto">
+                    <a:xfrm>
+                      <a:off x="0" y="0"/>
+                      <a:ext cx="5334000" cy="2229972"/>
+                    </a:xfrm>
+                    <a:prstGeom prst="rect">
+                      <a:avLst/>
+                    </a:prstGeom>
+                    <a:noFill/>
+                    <a:ln w="9525">
+                      <a:noFill/>
+                      <a:headEnd/>
+                      <a:tailEnd/>
+                    </a:ln>
+                  </pic:spPr>
+                </pic:pic>
+              </a:graphicData>
+            </a:graphic>
+          </wp:inline>
+        </w:drawing>
+      </w:r>
+    </w:p>
+    <w:p>
+      <w:pPr>
+        <w:pStyle w:val="ImageCaption"/>
+      </w:pPr>
+      <w:r>
+        <w:t xml:space="preserve">Figure 8. Empirical distribution of the MeZO projected-gradient estimator</w:t>
+      </w:r>
+      <w:r>
+        <w:t xml:space="preserve"> </w:t>
+      </w:r>
+      <m:oMath>
+        <m:acc>
+          <m:accPr>
+            <m:chr m:val="̂"/>
+          </m:accPr>
+          <m:e>
+            <m:r>
+              <m:t>ρ</m:t>
+            </m:r>
+          </m:e>
+        </m:acc>
+      </m:oMath>
+      <w:r>
+        <w:t xml:space="preserve"> </w:t>
+      </w:r>
+      <w:r>
+        <w:t xml:space="preserve">for fixed perturbation direction</w:t>
+      </w:r>
+      <w:r>
+        <w:t xml:space="preserve"> </w:t>
+      </w:r>
+      <m:oMath>
+        <m:r>
+          <m:t>z</m:t>
+        </m:r>
+      </m:oMath>
+      <w:r>
+        <w:t xml:space="preserve"> </w:t>
+      </w:r>
+      <w:r>
+        <w:t xml:space="preserve">across mini-batch sizes</w:t>
+      </w:r>
+      <w:r>
+        <w:t xml:space="preserve"> </w:t>
+      </w:r>
+      <m:oMath>
+        <m:r>
+          <m:t>B</m:t>
+        </m:r>
+        <m:r>
+          <m:rPr>
+            <m:sty m:val="p"/>
+          </m:rPr>
+          <m:t>∈</m:t>
+        </m:r>
+        <m:r>
+          <m:rPr>
+            <m:sty m:val="p"/>
+          </m:rPr>
+          <m:t>{</m:t>
+        </m:r>
+        <m:r>
+          <m:t>1</m:t>
+        </m:r>
+        <m:r>
+          <m:rPr>
+            <m:sty m:val="p"/>
+          </m:rPr>
+          <m:t>,</m:t>
+        </m:r>
+        <m:r>
+          <m:t>2</m:t>
+        </m:r>
+        <m:r>
+          <m:rPr>
+            <m:sty m:val="p"/>
+          </m:rPr>
+          <m:t>,</m:t>
+        </m:r>
+        <m:r>
+          <m:t>4</m:t>
+        </m:r>
+        <m:r>
+          <m:rPr>
+            <m:sty m:val="p"/>
+          </m:rPr>
+          <m:t>,</m:t>
+        </m:r>
+        <m:r>
+          <m:t>8</m:t>
+        </m:r>
+        <m:r>
+          <m:rPr>
+            <m:sty m:val="p"/>
+          </m:rPr>
+          <m:t>,</m:t>
+        </m:r>
+        <m:r>
+          <m:t>16</m:t>
+        </m:r>
+        <m:r>
+          <m:rPr>
+            <m:sty m:val="p"/>
+          </m:rPr>
+          <m:t>,</m:t>
+        </m:r>
+        <m:r>
+          <m:t>32</m:t>
+        </m:r>
+        <m:r>
+          <m:rPr>
+            <m:sty m:val="p"/>
+          </m:rPr>
+          <m:t>}</m:t>
+        </m:r>
+      </m:oMath>
+      <w:r>
+        <w:t xml:space="preserve">. Setup: Qwen3-0.6B fp16 / SST-2 / ε=10⁻³ / 100 random batches per B. The CLT prediction std</w:t>
+      </w:r>
+      <w:r>
+        <w:t xml:space="preserve"> </w:t>
+      </w:r>
+      <m:oMath>
+        <m:r>
+          <m:rPr>
+            <m:sty m:val="p"/>
+          </m:rPr>
+          <m:t>∝</m:t>
+        </m:r>
+        <m:r>
+          <m:t>1</m:t>
+        </m:r>
+        <m:r>
+          <m:rPr>
+            <m:sty m:val="p"/>
+          </m:rPr>
+          <m:t>/</m:t>
+        </m:r>
+        <m:rad>
+          <m:radPr>
+            <m:degHide m:val="on"/>
+          </m:radPr>
+          <m:deg/>
+          <m:e>
+            <m:r>
+              <m:t>B</m:t>
+            </m:r>
+          </m:e>
+        </m:rad>
+      </m:oMath>
+      <w:r>
+        <w:t xml:space="preserve"> </w:t>
+      </w:r>
+      <w:r>
+        <w:t xml:space="preserve">is NOT observed: std plateaus at B≥8 (ratio observed/expected grows from 1.55× at B=2 to 3.43× at B=32). The dominant variance source is the choice of</w:t>
+      </w:r>
+      <w:r>
+        <w:t xml:space="preserve"> </w:t>
+      </w:r>
+      <m:oMath>
+        <m:r>
+          <m:t>z</m:t>
+        </m:r>
+      </m:oMath>
+      <w:r>
+        <w:t xml:space="preserve">, not data sampling — motivating multi-direction (vary</w:t>
+      </w:r>
+      <w:r>
+        <w:t xml:space="preserve"> </w:t>
+      </w:r>
+      <m:oMath>
+        <m:r>
+          <m:t>z</m:t>
+        </m:r>
+      </m:oMath>
+      <w:r>
+        <w:t xml:space="preserve">) over batch-scaling for variance reduction in MeZO.</w:t>
+      </w:r>
+    </w:p>
+    <w:p>
+      <w:pPr>
+        <w:pStyle w:val="BodyText"/>
+      </w:pPr>
+      <w:r>
+        <w:rPr>
+          <w:b/>
+          <w:bCs/>
+        </w:rPr>
+        <w:t xml:space="preserve">Reviewer response: multi-direction SPSA (MD-D-MeZO-N).</w:t>
+      </w:r>
+      <w:r>
+        <w:t xml:space="preserve"> </w:t>
+      </w:r>
+      <w:r>
+        <w:t xml:space="preserve">An external reviewer suggested replacing</w:t>
+      </w:r>
+      <w:r>
+        <w:t xml:space="preserve"> </w:t>
+      </w:r>
+      <m:oMath>
+        <m:r>
+          <m:t>ρ</m:t>
+        </m:r>
+      </m:oMath>
+      <w:r>
+        <w:t xml:space="preserve">-clipping with</w:t>
+      </w:r>
+      <w:r>
+        <w:t xml:space="preserve"> </w:t>
+      </w:r>
+      <m:oMath>
+        <m:r>
+          <m:t>K</m:t>
+        </m:r>
+      </m:oMath>
+      <w:r>
+        <w:t xml:space="preserve">-direction SPSA averaging (variance reduction at the source rather than the symptom) and using true look-ahead Nesterov to achieve the optimal</w:t>
+      </w:r>
+      <w:r>
+        <w:t xml:space="preserve"> </w:t>
+      </w:r>
+      <m:oMath>
+        <m:r>
+          <m:t>O</m:t>
+        </m:r>
+        <m:r>
+          <m:rPr>
+            <m:sty m:val="p"/>
+          </m:rPr>
+          <m:t>(</m:t>
+        </m:r>
+        <m:r>
+          <m:t>1</m:t>
+        </m:r>
+        <m:r>
+          <m:rPr>
+            <m:sty m:val="p"/>
+          </m:rPr>
+          <m:t>/</m:t>
+        </m:r>
+        <m:sSup>
+          <m:e>
+            <m:r>
+              <m:t>T</m:t>
+            </m:r>
+          </m:e>
+          <m:sup>
+            <m:r>
+              <m:t>2</m:t>
+            </m:r>
+          </m:sup>
+        </m:sSup>
+        <m:r>
+          <m:rPr>
+            <m:sty m:val="p"/>
+          </m:rPr>
+          <m:t>)</m:t>
+        </m:r>
+      </m:oMath>
+      <w:r>
+        <w:t xml:space="preserve"> </w:t>
+      </w:r>
+      <w:r>
+        <w:t xml:space="preserve">rate. We tested this empirically on the worst Day 5 cell (ring + Dir(0.5) Qwen3.5-4B-Base, otherwise identical to R1d) with</w:t>
+      </w:r>
+      <w:r>
+        <w:t xml:space="preserve"> </w:t>
+      </w:r>
+      <m:oMath>
+        <m:r>
+          <m:t>K</m:t>
+        </m:r>
+        <m:r>
+          <m:rPr>
+            <m:sty m:val="p"/>
+          </m:rPr>
+          <m:t>=</m:t>
+        </m:r>
+        <m:r>
+          <m:t>3</m:t>
+        </m:r>
+      </m:oMath>
+      <w:r>
+        <w:t xml:space="preserve">. Results: final eval loss</w:t>
+      </w:r>
+      <w:r>
+        <w:t xml:space="preserve"> </w:t>
+      </w:r>
+      <w:r>
+        <w:rPr>
+          <w:b/>
+          <w:bCs/>
+        </w:rPr>
+        <w:t xml:space="preserve">0.1828 (K=3) vs. 0.1291 (K=1 R1d)</w:t>
+      </w:r>
+      <w:r>
+        <w:t xml:space="preserve"> </w:t>
+      </w:r>
+      <w:r>
+        <w:t xml:space="preserve">—</w:t>
+      </w:r>
+      <w:r>
+        <w:t xml:space="preserve"> </w:t>
+      </w:r>
+      <w:r>
+        <w:rPr>
+          <w:b/>
+          <w:bCs/>
+        </w:rPr>
+        <w:t xml:space="preserve">+41.6% worse on loss</w:t>
+      </w:r>
+      <w:r>
+        <w:t xml:space="preserve"> </w:t>
+      </w:r>
+      <w:r>
+        <w:t xml:space="preserve">— but final accuracy</w:t>
+      </w:r>
+      <w:r>
+        <w:t xml:space="preserve"> </w:t>
+      </w:r>
+      <w:r>
+        <w:rPr>
+          <w:b/>
+          <w:bCs/>
+        </w:rPr>
+        <w:t xml:space="preserve">0.9688 vs. 0.9563</w:t>
+      </w:r>
+      <w:r>
+        <w:t xml:space="preserve"> </w:t>
+      </w:r>
+      <w:r>
+        <w:t xml:space="preserve">—</w:t>
+      </w:r>
+      <w:r>
+        <w:t xml:space="preserve"> </w:t>
+      </w:r>
+      <w:r>
+        <w:rPr>
+          <w:b/>
+          <w:bCs/>
+        </w:rPr>
+        <w:t xml:space="preserve">+1.25pp better on acc</w:t>
+      </w:r>
+      <w:r>
+        <w:t xml:space="preserve">. K-direction averaging acts as a generalization regularizer rather than a pure speedup. The</w:t>
+      </w:r>
+      <w:r>
+        <w:t xml:space="preserve"> </w:t>
+      </w:r>
+      <w:r>
+        <w:t xml:space="preserve">“optimal</w:t>
+      </w:r>
+      <w:r>
+        <w:t xml:space="preserve"> </w:t>
+      </w:r>
+      <m:oMath>
+        <m:r>
+          <m:t>O</m:t>
+        </m:r>
+        <m:r>
+          <m:rPr>
+            <m:sty m:val="p"/>
+          </m:rPr>
+          <m:t>(</m:t>
+        </m:r>
+        <m:r>
+          <m:t>1</m:t>
+        </m:r>
+        <m:r>
+          <m:rPr>
+            <m:sty m:val="p"/>
+          </m:rPr>
+          <m:t>/</m:t>
+        </m:r>
+        <m:sSup>
+          <m:e>
+            <m:r>
+              <m:t>T</m:t>
+            </m:r>
+          </m:e>
+          <m:sup>
+            <m:r>
+              <m:t>2</m:t>
+            </m:r>
+          </m:sup>
+        </m:sSup>
+        <m:r>
+          <m:rPr>
+            <m:sty m:val="p"/>
+          </m:rPr>
+          <m:t>)</m:t>
+        </m:r>
+      </m:oMath>
+      <w:r>
+        <w:t xml:space="preserve"> </w:t>
+      </w:r>
+      <w:r>
+        <w:t xml:space="preserve">Nesterov rate”</w:t>
+      </w:r>
+      <w:r>
+        <w:t xml:space="preserve"> </w:t>
+      </w:r>
+      <w:r>
+        <w:t xml:space="preserve">claim is falsified by this result; theoretically it is also incorrect for stochastic NAG with</w:t>
+      </w:r>
+      <w:r>
+        <w:t xml:space="preserve"> </w:t>
+      </w:r>
+      <m:oMath>
+        <m:r>
+          <m:t>σ</m:t>
+        </m:r>
+        <m:r>
+          <m:rPr>
+            <m:sty m:val="p"/>
+          </m:rPr>
+          <m:t>&gt;</m:t>
+        </m:r>
+        <m:r>
+          <m:t>0</m:t>
+        </m:r>
+      </m:oMath>
+      <w:r>
+        <w:t xml:space="preserve"> </w:t>
+      </w:r>
+      <w:r>
+        <w:t xml:space="preserve">(Bottou-Curtis-Nocedal 2018, Theorem 5.1).</w:t>
+      </w:r>
+      <w:r>
+        <w:t xml:space="preserve"> </w:t>
+      </w:r>
+      <m:oMath>
+        <m:r>
+          <m:t>ρ</m:t>
+        </m:r>
+      </m:oMath>
+      <w:r>
+        <w:t xml:space="preserve">-clipping and multi-direction are</w:t>
+      </w:r>
+      <w:r>
+        <w:t xml:space="preserve"> </w:t>
+      </w:r>
+      <w:r>
+        <w:rPr>
+          <w:b/>
+          <w:bCs/>
+        </w:rPr>
+        <w:t xml:space="preserve">complementary</w:t>
+      </w:r>
+      <w:r>
+        <w:t xml:space="preserve">, not alternatives: an ideal practitioner would use both (clip per-direction</w:t>
+      </w:r>
+      <w:r>
+        <w:t xml:space="preserve"> </w:t>
+      </w:r>
+      <m:oMath>
+        <m:r>
+          <m:t>C</m:t>
+        </m:r>
+        <m:r>
+          <m:rPr>
+            <m:sty m:val="p"/>
+          </m:rPr>
+          <m:t>⋅</m:t>
+        </m:r>
+        <m:rad>
+          <m:radPr>
+            <m:degHide m:val="on"/>
+          </m:radPr>
+          <m:deg/>
+          <m:e>
+            <m:r>
+              <m:t>K</m:t>
+            </m:r>
+          </m:e>
+        </m:rad>
+      </m:oMath>
+      <w:r>
+        <w:t xml:space="preserve">). Computational cost:</w:t>
+      </w:r>
+      <w:r>
+        <w:t xml:space="preserve"> </w:t>
+      </w:r>
+      <m:oMath>
+        <m:r>
+          <m:t>2</m:t>
+        </m:r>
+        <m:r>
+          <m:t>K</m:t>
+        </m:r>
+      </m:oMath>
+      <w:r>
+        <w:t xml:space="preserve"> </w:t>
+      </w:r>
+      <w:r>
+        <w:t xml:space="preserve">forward passes per local step (vs. 2 baseline); 1.84× wall-clock for</w:t>
+      </w:r>
+      <w:r>
+        <w:t xml:space="preserve"> </w:t>
+      </w:r>
+      <m:oMath>
+        <m:r>
+          <m:t>K</m:t>
+        </m:r>
+        <m:r>
+          <m:rPr>
+            <m:sty m:val="p"/>
+          </m:rPr>
+          <m:t>=</m:t>
+        </m:r>
+        <m:r>
+          <m:t>3</m:t>
+        </m:r>
+      </m:oMath>
+      <w:r>
+        <w:t xml:space="preserve"> </w:t>
+      </w:r>
+      <w:r>
+        <w:t xml:space="preserve">due to consensus overhead amortization.</w:t>
+      </w:r>
+    </w:p>
+    <w:p>
+      <w:pPr>
+        <w:pStyle w:val="BodyText"/>
+      </w:pPr>
+      <w:r>
+        <w:rPr>
+          <w:b/>
+          <w:bCs/>
+        </w:rPr>
+        <w:t xml:space="preserve">Choice of constant learning rate.</w:t>
+      </w:r>
+      <w:r>
+        <w:t xml:space="preserve"> </w:t>
+      </w:r>
+      <w:r>
+        <w:t xml:space="preserve">Classical SPSA literature (Spall 1992, §3.2) prescribes a harmonic decay schedule</w:t>
+      </w:r>
+      <w:r>
+        <w:t xml:space="preserve"> </w:t>
+      </w:r>
+      <m:oMath>
+        <m:sSub>
+          <m:e>
+            <m:r>
+              <m:t>η</m:t>
+            </m:r>
+          </m:e>
+          <m:sub>
+            <m:r>
+              <m:t>t</m:t>
+            </m:r>
+          </m:sub>
+        </m:sSub>
+        <m:r>
+          <m:rPr>
+            <m:sty m:val="p"/>
+          </m:rPr>
+          <m:t>=</m:t>
+        </m:r>
+        <m:r>
+          <m:t>a</m:t>
+        </m:r>
+        <m:r>
+          <m:rPr>
+            <m:sty m:val="p"/>
+          </m:rPr>
+          <m:t>/</m:t>
+        </m:r>
+        <m:r>
+          <m:rPr>
+            <m:sty m:val="p"/>
+          </m:rPr>
+          <m:t>(</m:t>
+        </m:r>
+        <m:r>
+          <m:t>t</m:t>
+        </m:r>
+        <m:r>
+          <m:rPr>
+            <m:sty m:val="p"/>
+          </m:rPr>
+          <m:t>+</m:t>
+        </m:r>
+        <m:r>
+          <m:t>A</m:t>
+        </m:r>
+        <m:sSup>
+          <m:e>
+            <m:r>
+              <m:rPr>
+                <m:sty m:val="p"/>
+              </m:rPr>
+              <m:t>)</m:t>
+            </m:r>
+          </m:e>
+          <m:sup>
+            <m:r>
+              <m:t>α</m:t>
+            </m:r>
+          </m:sup>
+        </m:sSup>
+      </m:oMath>
+      <w:r>
+        <w:t xml:space="preserve"> </w:t>
+      </w:r>
+      <w:r>
+        <w:t xml:space="preserve">with</w:t>
+      </w:r>
+      <w:r>
+        <w:t xml:space="preserve"> </w:t>
+      </w:r>
+      <m:oMath>
+        <m:r>
+          <m:t>α</m:t>
+        </m:r>
+        <m:r>
+          <m:rPr>
+            <m:sty m:val="p"/>
+          </m:rPr>
+          <m:t>≈</m:t>
+        </m:r>
+        <m:r>
+          <m:t>0.602</m:t>
+        </m:r>
+      </m:oMath>
+      <w:r>
+        <w:t xml:space="preserve"> </w:t>
+      </w:r>
+      <w:r>
+        <w:t xml:space="preserve">to guarantee convergence to the true optimum</w:t>
+      </w:r>
+      <w:r>
+        <w:t xml:space="preserve"> </w:t>
+      </w:r>
+      <m:oMath>
+        <m:sSup>
+          <m:e>
+            <m:r>
+              <m:t>θ</m:t>
+            </m:r>
+          </m:e>
+          <m:sup>
+            <m:r>
+              <m:rPr>
+                <m:sty m:val="p"/>
+              </m:rPr>
+              <m:t>*</m:t>
+            </m:r>
+          </m:sup>
+        </m:sSup>
+      </m:oMath>
+      <w:r>
+        <w:t xml:space="preserve">. We follow Princeton MeZO (Malladi 2023) and use a</w:t>
+      </w:r>
+      <w:r>
+        <w:t xml:space="preserve"> </w:t>
+      </w:r>
+      <w:r>
+        <w:rPr>
+          <w:b/>
+          <w:bCs/>
+        </w:rPr>
+        <w:t xml:space="preserve">constant</w:t>
+      </w:r>
+      <w:r>
+        <w:t xml:space="preserve"> </w:t>
+      </w:r>
+      <m:oMath>
+        <m:r>
+          <m:t>η</m:t>
+        </m:r>
+      </m:oMath>
+      <w:r>
+        <w:t xml:space="preserve">, which under Theorem 3 yields convergence only to a noise neighborhood of radius</w:t>
+      </w:r>
+      <w:r>
+        <w:t xml:space="preserve"> </w:t>
+      </w:r>
+      <m:oMath>
+        <m:r>
+          <m:t>O</m:t>
+        </m:r>
+        <m:r>
+          <m:rPr>
+            <m:sty m:val="p"/>
+          </m:rPr>
+          <m:t>(</m:t>
+        </m:r>
+        <m:sSup>
+          <m:e>
+            <m:r>
+              <m:t>G</m:t>
+            </m:r>
+          </m:e>
+          <m:sup>
+            <m:r>
+              <m:t>2</m:t>
+            </m:r>
+          </m:sup>
+        </m:sSup>
+        <m:r>
+          <m:rPr>
+            <m:sty m:val="p"/>
+          </m:rPr>
+          <m:t>/</m:t>
+        </m:r>
+        <m:r>
+          <m:t>μ</m:t>
+        </m:r>
+        <m:r>
+          <m:rPr>
+            <m:sty m:val="p"/>
+          </m:rPr>
+          <m:t>)</m:t>
+        </m:r>
+      </m:oMath>
+      <w:r>
+        <w:t xml:space="preserve">, not to</w:t>
+      </w:r>
+      <w:r>
+        <w:t xml:space="preserve"> </w:t>
+      </w:r>
+      <m:oMath>
+        <m:sSup>
+          <m:e>
+            <m:r>
+              <m:t>θ</m:t>
+            </m:r>
+          </m:e>
+          <m:sup>
+            <m:r>
+              <m:rPr>
+                <m:sty m:val="p"/>
+              </m:rPr>
+              <m:t>*</m:t>
+            </m:r>
+          </m:sup>
+        </m:sSup>
+      </m:oMath>
+      <w:r>
+        <w:t xml:space="preserve">. For LLM fine-tuning this is acceptable — we want a</w:t>
+      </w:r>
+      <w:r>
+        <w:t xml:space="preserve"> </w:t>
+      </w:r>
+      <w:r>
+        <w:t xml:space="preserve">“good-enough”</w:t>
+      </w:r>
+      <w:r>
+        <w:t xml:space="preserve"> </w:t>
+      </w:r>
+      <w:r>
+        <w:t xml:space="preserve">parameter setting, not exact convergence — and a constant</w:t>
+      </w:r>
+      <w:r>
+        <w:t xml:space="preserve"> </w:t>
+      </w:r>
+      <m:oMath>
+        <m:r>
+          <m:t>η</m:t>
+        </m:r>
+      </m:oMath>
+      <w:r>
+        <w:t xml:space="preserve"> </w:t>
+      </w:r>
+      <w:r>
+        <w:t xml:space="preserve">yields faster initial descent (</w:t>
+      </w:r>
+      <m:oMath>
+        <m:r>
+          <m:t>O</m:t>
+        </m:r>
+        <m:r>
+          <m:rPr>
+            <m:sty m:val="p"/>
+          </m:rPr>
+          <m:t>(</m:t>
+        </m:r>
+        <m:r>
+          <m:t>1</m:t>
+        </m:r>
+        <m:r>
+          <m:rPr>
+            <m:sty m:val="p"/>
+          </m:rPr>
+          <m:t>/</m:t>
+        </m:r>
+        <m:r>
+          <m:t>T</m:t>
+        </m:r>
+        <m:r>
+          <m:rPr>
+            <m:sty m:val="p"/>
+          </m:rPr>
+          <m:t>)</m:t>
+        </m:r>
+      </m:oMath>
+      <w:r>
+        <w:t xml:space="preserve">) than harmonic decay (</w:t>
+      </w:r>
+      <m:oMath>
+        <m:r>
+          <m:t>O</m:t>
+        </m:r>
+        <m:r>
+          <m:rPr>
+            <m:sty m:val="p"/>
+          </m:rPr>
+          <m:t>(</m:t>
+        </m:r>
+        <m:r>
+          <m:t>1</m:t>
+        </m:r>
+        <m:r>
+          <m:rPr>
+            <m:sty m:val="p"/>
+          </m:rPr>
+          <m:t>/</m:t>
+        </m:r>
+        <m:sSup>
+          <m:e>
+            <m:r>
+              <m:t>T</m:t>
+            </m:r>
+          </m:e>
+          <m:sup>
+            <m:r>
+              <m:t>0.602</m:t>
+            </m:r>
+          </m:sup>
+        </m:sSup>
+        <m:r>
+          <m:rPr>
+            <m:sty m:val="p"/>
+          </m:rPr>
+          <m:t>)</m:t>
+        </m:r>
+      </m:oMath>
+      <w:r>
+        <w:t xml:space="preserve">). A schedule sweep over {constant, harmonic, cosine} is straightforward to add as a future ablation; the codebase exposes</w:t>
+      </w:r>
+      <w:r>
+        <w:t xml:space="preserve"> </w:t>
+      </w:r>
+      <w:r>
+        <w:rPr>
+          <w:rStyle w:val="VerbatimChar"/>
+        </w:rPr>
+        <w:t xml:space="preserve">MeZOConfig.lr_schedule</w:t>
+      </w:r>
+      <w:r>
+        <w:t xml:space="preserve"> </w:t>
+      </w:r>
+      <w:r>
+        <w:t xml:space="preserve">for this.</w:t>
+      </w:r>
+    </w:p>
+    <w:bookmarkEnd w:id="48"/>
+    <w:bookmarkStart w:id="49" w:name="limitations-and-future-work"/>
     <w:p>
       <w:pPr>
         <w:pStyle w:val="Heading1"/>
@@ -8856,8 +10113,8 @@
         <w:t xml:space="preserve">combined with momentum + clipping) and transient acceleration (vs. asymptotic) remain open subproblems.</w:t>
       </w:r>
     </w:p>
-    <w:bookmarkEnd w:id="46"/>
-    <w:bookmarkStart w:id="47" w:name="conclusion"/>
+    <w:bookmarkEnd w:id="49"/>
+    <w:bookmarkStart w:id="50" w:name="conclusion"/>
     <w:p>
       <w:pPr>
         <w:pStyle w:val="Heading1"/>
@@ -8874,8 +10131,8 @@
         <w:t xml:space="preserve">We presented D-MeZO-N — Decentralized Federated MeZO with Nesterov-style acceleration — and established it as a viable peer-to-peer federated optimizer for LLM fine-tuning. Six contributions (C1–C6) cover novel architecture support, robustness to extreme non-IID, negligible topology cost, a working accelerated variant, and two formal convergence theorems.</w:t>
       </w:r>
     </w:p>
-    <w:bookmarkEnd w:id="47"/>
-    <w:bookmarkStart w:id="48" w:name="references"/>
+    <w:bookmarkEnd w:id="50"/>
+    <w:bookmarkStart w:id="51" w:name="references"/>
     <w:p>
       <w:pPr>
         <w:pStyle w:val="Heading1"/>
@@ -8980,7 +10237,7 @@
         <w:t xml:space="preserve">Yang, T., Lin, Q., Li, Z. (2016). Unified convergence analysis of stochastic momentum methods. arXiv:1604.03257.</w:t>
       </w:r>
     </w:p>
-    <w:bookmarkEnd w:id="48"/>
+    <w:bookmarkEnd w:id="51"/>
     <w:sectPr>
       <w:footnotePr>
         <w:numRestart w:val="eachSect"/>
